--- a/public/Collins_Resume.docx
+++ b/public/Collins_Resume.docx
@@ -4,75 +4,57 @@
   <w:body>
     <w:p>
       <w:pPr>
-        <w:jc w:val="center"/>
-      </w:pPr>
-      <w:r>
-        <w:rPr>
+        <w:spacing w:after="20"/>
+      </w:pPr>
+      <w:r>
+        <w:rPr>
+          <w:rFonts w:ascii="Calibri" w:eastAsia="Calibri" w:hAnsi="Calibri" w:cs="Calibri"/>
           <w:b/>
           <w:bCs/>
-          <w:spacing w:val="20"/>
-          <w:sz w:val="36"/>
-          <w:szCs w:val="36"/>
+          <w:color w:val="1A1A1A"/>
+          <w:sz w:val="29"/>
+          <w:szCs w:val="29"/>
         </w:rPr>
         <w:t>ADEMOLA AFOLABI COLLINS</w:t>
       </w:r>
     </w:p>
     <w:p>
       <w:pPr>
-        <w:spacing w:before="40" w:after="40"/>
-        <w:jc w:val="center"/>
-      </w:pPr>
-      <w:r>
-        <w:rPr>
-          <w:color w:val="6B7280"/>
-        </w:rPr>
-        <w:t xml:space="preserve">Full Stack </w:t>
-      </w:r>
-      <w:proofErr w:type="gramStart"/>
-      <w:r>
-        <w:rPr>
-          <w:color w:val="6B7280"/>
-        </w:rPr>
-        <w:t>Developer  ·</w:t>
-      </w:r>
-      <w:proofErr w:type="gramEnd"/>
-      <w:r>
-        <w:rPr>
-          <w:color w:val="6B7280"/>
-        </w:rPr>
-        <w:t xml:space="preserve">  Nigeria</w:t>
-      </w:r>
-    </w:p>
-    <w:p>
-      <w:pPr>
-        <w:spacing w:before="20" w:after="20"/>
-        <w:jc w:val="center"/>
-      </w:pPr>
-      <w:proofErr w:type="gramStart"/>
-      <w:r>
-        <w:rPr>
-          <w:color w:val="6B7280"/>
-          <w:sz w:val="18"/>
-          <w:szCs w:val="18"/>
-        </w:rPr>
-        <w:t>afolabiademola27@gmail.com  ·</w:t>
-      </w:r>
-      <w:proofErr w:type="gramEnd"/>
-      <w:r>
-        <w:rPr>
-          <w:color w:val="6B7280"/>
-          <w:sz w:val="18"/>
-          <w:szCs w:val="18"/>
-        </w:rPr>
-        <w:t xml:space="preserve">  +234 903 761 3598  ·  </w:t>
+        <w:spacing w:after="60"/>
+      </w:pPr>
+      <w:r>
+        <w:rPr>
+          <w:rFonts w:ascii="Calibri" w:eastAsia="Calibri" w:hAnsi="Calibri" w:cs="Calibri"/>
+          <w:b/>
+          <w:bCs/>
+          <w:color w:val="1F4E5F"/>
+          <w:sz w:val="19"/>
+          <w:szCs w:val="19"/>
+        </w:rPr>
+        <w:t>Full-Stack Software Engineer</w:t>
+      </w:r>
+    </w:p>
+    <w:p>
+      <w:pPr>
+        <w:spacing w:after="40"/>
+      </w:pPr>
+      <w:r>
+        <w:rPr>
+          <w:rFonts w:ascii="Calibri" w:eastAsia="Calibri" w:hAnsi="Calibri" w:cs="Calibri"/>
+          <w:color w:val="444444"/>
+          <w:sz w:val="17"/>
+          <w:szCs w:val="17"/>
+        </w:rPr>
+        <w:t xml:space="preserve">Nigeria  |  afolabiademola27@gmail.com  |  +234 903 761 3598  |  </w:t>
       </w:r>
       <w:hyperlink r:id="rId5" w:history="1">
         <w:proofErr w:type="spellStart"/>
         <w:r>
           <w:rPr>
-            <w:color w:val="1A56DB"/>
-            <w:sz w:val="18"/>
-            <w:szCs w:val="18"/>
+            <w:rFonts w:ascii="Calibri" w:eastAsia="Calibri" w:hAnsi="Calibri" w:cs="Calibri"/>
+            <w:color w:val="1F4E5F"/>
+            <w:sz w:val="17"/>
+            <w:szCs w:val="17"/>
             <w:u w:val="single"/>
           </w:rPr>
           <w:t>collynx.vercel.app</w:t>
@@ -81,409 +63,18 @@
       </w:hyperlink>
       <w:r>
         <w:rPr>
-          <w:color w:val="6B7280"/>
-          <w:sz w:val="18"/>
-          <w:szCs w:val="18"/>
-        </w:rPr>
-        <w:t xml:space="preserve">  ·  </w:t>
+          <w:rFonts w:ascii="Calibri" w:eastAsia="Calibri" w:hAnsi="Calibri" w:cs="Calibri"/>
+          <w:color w:val="444444"/>
+          <w:sz w:val="17"/>
+          <w:szCs w:val="17"/>
+        </w:rPr>
+        <w:t xml:space="preserve">  |  </w:t>
       </w:r>
       <w:hyperlink r:id="rId6" w:history="1">
         <w:r>
           <w:rPr>
-            <w:color w:val="1A56DB"/>
-            <w:sz w:val="18"/>
-            <w:szCs w:val="18"/>
-            <w:u w:val="single"/>
-          </w:rPr>
-          <w:t>github.com/</w:t>
-        </w:r>
-        <w:proofErr w:type="spellStart"/>
-        <w:r>
-          <w:rPr>
-            <w:color w:val="1A56DB"/>
-            <w:sz w:val="18"/>
-            <w:szCs w:val="18"/>
-            <w:u w:val="single"/>
-          </w:rPr>
-          <w:t>SlinkyCollins</w:t>
-        </w:r>
-        <w:proofErr w:type="spellEnd"/>
-      </w:hyperlink>
-      <w:r>
-        <w:rPr>
-          <w:color w:val="6B7280"/>
-          <w:sz w:val="18"/>
-          <w:szCs w:val="18"/>
-        </w:rPr>
-        <w:t xml:space="preserve">  ·  </w:t>
-      </w:r>
-      <w:r>
-        <w:rPr>
-          <w:color w:val="6B7280"/>
-          <w:sz w:val="18"/>
-          <w:szCs w:val="18"/>
-        </w:rPr>
-        <w:t>@</w:t>
-      </w:r>
-      <w:proofErr w:type="spellStart"/>
-      <w:r>
-        <w:rPr>
-          <w:color w:val="6B7280"/>
-          <w:sz w:val="18"/>
-          <w:szCs w:val="18"/>
-        </w:rPr>
-        <w:t>collynxcodes</w:t>
-      </w:r>
-      <w:proofErr w:type="spellEnd"/>
-    </w:p>
-    <w:p>
-      <w:pPr>
-        <w:pBdr>
-          <w:bottom w:val="single" w:sz="6" w:space="1" w:color="D1D5DB"/>
-        </w:pBdr>
-        <w:spacing w:before="60" w:after="60"/>
-      </w:pPr>
-    </w:p>
-    <w:p>
-      <w:pPr>
-        <w:pBdr>
-          <w:bottom w:val="single" w:sz="4" w:space="2" w:color="1A56DB"/>
-        </w:pBdr>
-        <w:spacing w:before="160" w:after="40"/>
-      </w:pPr>
-      <w:r>
-        <w:rPr>
-          <w:b/>
-          <w:bCs/>
-          <w:color w:val="374151"/>
-          <w:spacing w:val="40"/>
-          <w:sz w:val="18"/>
-          <w:szCs w:val="18"/>
-        </w:rPr>
-        <w:t>SUMMARY</w:t>
-      </w:r>
-    </w:p>
-    <w:p>
-      <w:pPr>
-        <w:spacing w:before="60"/>
-      </w:pPr>
-      <w:r>
-        <w:t>Full Stack Developer with 3 years building production-grade web applications across fintech, recruitment, and simulation domains. Proficient in Vue 3, React, Angular, Laravel, and Node.js. Experienced with concurrent transaction syst</w:t>
-      </w:r>
-      <w:r>
-        <w:t>ems, RBAC, multi-provider auth pipelines, and containerized deployments.</w:t>
-      </w:r>
-    </w:p>
-    <w:p>
-      <w:pPr>
-        <w:pBdr>
-          <w:bottom w:val="single" w:sz="4" w:space="2" w:color="1A56DB"/>
-        </w:pBdr>
-        <w:spacing w:before="160" w:after="40"/>
-      </w:pPr>
-      <w:r>
-        <w:rPr>
-          <w:b/>
-          <w:bCs/>
-          <w:color w:val="374151"/>
-          <w:spacing w:val="40"/>
-          <w:sz w:val="18"/>
-          <w:szCs w:val="18"/>
-        </w:rPr>
-        <w:t>SKILLS</w:t>
-      </w:r>
-    </w:p>
-    <w:p>
-      <w:pPr>
-        <w:spacing w:before="30" w:after="30"/>
-      </w:pPr>
-      <w:r>
-        <w:rPr>
-          <w:b/>
-          <w:bCs/>
-          <w:sz w:val="18"/>
-          <w:szCs w:val="18"/>
-        </w:rPr>
-        <w:t xml:space="preserve">Languages: </w:t>
-      </w:r>
-      <w:r>
-        <w:rPr>
-          <w:sz w:val="18"/>
-          <w:szCs w:val="18"/>
-        </w:rPr>
-        <w:t>JavaScript, TypeScript, PHP</w:t>
-      </w:r>
-    </w:p>
-    <w:p>
-      <w:pPr>
-        <w:spacing w:before="30" w:after="30"/>
-      </w:pPr>
-      <w:r>
-        <w:rPr>
-          <w:b/>
-          <w:bCs/>
-          <w:sz w:val="18"/>
-          <w:szCs w:val="18"/>
-        </w:rPr>
-        <w:t xml:space="preserve">Frontend: </w:t>
-      </w:r>
-      <w:r>
-        <w:rPr>
-          <w:sz w:val="18"/>
-          <w:szCs w:val="18"/>
-        </w:rPr>
-        <w:t>Vue 3, React, Angular, Next.js, Tailwind CSS</w:t>
-      </w:r>
-    </w:p>
-    <w:p>
-      <w:pPr>
-        <w:spacing w:before="30" w:after="30"/>
-      </w:pPr>
-      <w:r>
-        <w:rPr>
-          <w:b/>
-          <w:bCs/>
-          <w:sz w:val="18"/>
-          <w:szCs w:val="18"/>
-        </w:rPr>
-        <w:t xml:space="preserve">Backend: </w:t>
-      </w:r>
-      <w:r>
-        <w:rPr>
-          <w:sz w:val="18"/>
-          <w:szCs w:val="18"/>
-        </w:rPr>
-        <w:t>Laravel, Node.js, REST APIs</w:t>
-      </w:r>
-    </w:p>
-    <w:p>
-      <w:pPr>
-        <w:spacing w:before="30" w:after="30"/>
-      </w:pPr>
-      <w:r>
-        <w:rPr>
-          <w:b/>
-          <w:bCs/>
-          <w:sz w:val="18"/>
-          <w:szCs w:val="18"/>
-        </w:rPr>
-        <w:t xml:space="preserve">Databases: </w:t>
-      </w:r>
-      <w:r>
-        <w:rPr>
-          <w:sz w:val="18"/>
-          <w:szCs w:val="18"/>
-        </w:rPr>
-        <w:t>MySQL, MongoDB</w:t>
-      </w:r>
-    </w:p>
-    <w:p>
-      <w:pPr>
-        <w:spacing w:before="30" w:after="30"/>
-      </w:pPr>
-      <w:r>
-        <w:rPr>
-          <w:b/>
-          <w:bCs/>
-          <w:sz w:val="18"/>
-          <w:szCs w:val="18"/>
-        </w:rPr>
-        <w:t xml:space="preserve">Tools: </w:t>
-      </w:r>
-      <w:r>
-        <w:rPr>
-          <w:sz w:val="18"/>
-          <w:szCs w:val="18"/>
-        </w:rPr>
-        <w:t>Docker, Fire</w:t>
-      </w:r>
-      <w:r>
-        <w:rPr>
-          <w:sz w:val="18"/>
-          <w:szCs w:val="18"/>
-        </w:rPr>
-        <w:t xml:space="preserve">base, Git, Vercel, Postman, </w:t>
-      </w:r>
-      <w:proofErr w:type="spellStart"/>
-      <w:r>
-        <w:rPr>
-          <w:sz w:val="18"/>
-          <w:szCs w:val="18"/>
-        </w:rPr>
-        <w:t>Cloudinary</w:t>
-      </w:r>
-      <w:proofErr w:type="spellEnd"/>
-      <w:r>
-        <w:rPr>
-          <w:sz w:val="18"/>
-          <w:szCs w:val="18"/>
-        </w:rPr>
-        <w:t xml:space="preserve">, </w:t>
-      </w:r>
-      <w:proofErr w:type="spellStart"/>
-      <w:r>
-        <w:rPr>
-          <w:sz w:val="18"/>
-          <w:szCs w:val="18"/>
-        </w:rPr>
-        <w:t>Vite</w:t>
-      </w:r>
-      <w:proofErr w:type="spellEnd"/>
-    </w:p>
-    <w:p>
-      <w:pPr>
-        <w:spacing w:before="30" w:after="30"/>
-      </w:pPr>
-      <w:r>
-        <w:rPr>
-          <w:b/>
-          <w:bCs/>
-          <w:sz w:val="18"/>
-          <w:szCs w:val="18"/>
-        </w:rPr>
-        <w:t xml:space="preserve">Concepts: </w:t>
-      </w:r>
-      <w:r>
-        <w:rPr>
-          <w:sz w:val="18"/>
-          <w:szCs w:val="18"/>
-        </w:rPr>
-        <w:t>RBAC, Concurrency Control, Auth Systems, API Design, State Management, Data Integrity</w:t>
-      </w:r>
-    </w:p>
-    <w:p>
-      <w:pPr>
-        <w:pBdr>
-          <w:bottom w:val="single" w:sz="4" w:space="2" w:color="1A56DB"/>
-        </w:pBdr>
-        <w:spacing w:before="160" w:after="40"/>
-      </w:pPr>
-      <w:r>
-        <w:rPr>
-          <w:b/>
-          <w:bCs/>
-          <w:color w:val="374151"/>
-          <w:spacing w:val="40"/>
-          <w:sz w:val="18"/>
-          <w:szCs w:val="18"/>
-        </w:rPr>
-        <w:t>PROJECTS</w:t>
-      </w:r>
-    </w:p>
-    <w:p>
-      <w:pPr>
-        <w:spacing w:before="120"/>
-      </w:pPr>
-      <w:proofErr w:type="spellStart"/>
-      <w:r>
-        <w:rPr>
-          <w:b/>
-          <w:bCs/>
-          <w:sz w:val="20"/>
-          <w:szCs w:val="20"/>
-        </w:rPr>
-        <w:t>Vaultly</w:t>
-      </w:r>
-      <w:proofErr w:type="spellEnd"/>
-      <w:r>
-        <w:rPr>
-          <w:b/>
-          <w:bCs/>
-          <w:sz w:val="20"/>
-          <w:szCs w:val="20"/>
-        </w:rPr>
-        <w:t xml:space="preserve"> — Digital Banking </w:t>
-      </w:r>
-      <w:proofErr w:type="gramStart"/>
-      <w:r>
-        <w:rPr>
-          <w:b/>
-          <w:bCs/>
-          <w:sz w:val="20"/>
-          <w:szCs w:val="20"/>
-        </w:rPr>
-        <w:t>System</w:t>
-      </w:r>
-      <w:r>
-        <w:rPr>
-          <w:sz w:val="18"/>
-          <w:szCs w:val="18"/>
-        </w:rPr>
-        <w:t xml:space="preserve">  </w:t>
-      </w:r>
-      <w:r>
-        <w:rPr>
-          <w:i/>
-          <w:iCs/>
-          <w:color w:val="6B7280"/>
-          <w:sz w:val="17"/>
-          <w:szCs w:val="17"/>
-        </w:rPr>
-        <w:t>Vue</w:t>
-      </w:r>
-      <w:proofErr w:type="gramEnd"/>
-      <w:r>
-        <w:rPr>
-          <w:i/>
-          <w:iCs/>
-          <w:color w:val="6B7280"/>
-          <w:sz w:val="17"/>
-          <w:szCs w:val="17"/>
-        </w:rPr>
-        <w:t xml:space="preserve"> 3 · Laravel · MySQL · </w:t>
-      </w:r>
-      <w:proofErr w:type="spellStart"/>
-      <w:r>
-        <w:rPr>
-          <w:i/>
-          <w:iCs/>
-          <w:color w:val="6B7280"/>
-          <w:sz w:val="17"/>
-          <w:szCs w:val="17"/>
-        </w:rPr>
-        <w:t>Pinia</w:t>
-      </w:r>
-      <w:proofErr w:type="spellEnd"/>
-      <w:r>
-        <w:rPr>
-          <w:i/>
-          <w:iCs/>
-          <w:color w:val="6B7280"/>
-          <w:sz w:val="17"/>
-          <w:szCs w:val="17"/>
-        </w:rPr>
-        <w:t xml:space="preserve"> · Sanctum</w:t>
-      </w:r>
-    </w:p>
-    <w:p>
-      <w:pPr>
-        <w:spacing w:after="30"/>
-      </w:pPr>
-      <w:hyperlink r:id="rId7" w:history="1">
-        <w:proofErr w:type="spellStart"/>
-        <w:r>
-          <w:rPr>
-            <w:color w:val="1A56DB"/>
-            <w:sz w:val="17"/>
-            <w:szCs w:val="17"/>
-            <w:u w:val="single"/>
-          </w:rPr>
-          <w:t>vaultlydemo.vercel.app</w:t>
-        </w:r>
-        <w:proofErr w:type="spellEnd"/>
-      </w:hyperlink>
-      <w:r>
-        <w:rPr>
-          <w:color w:val="6B7280"/>
-          <w:sz w:val="17"/>
-          <w:szCs w:val="17"/>
-        </w:rPr>
-        <w:t xml:space="preserve">  ·  </w:t>
-      </w:r>
-      <w:hyperlink r:id="rId8" w:history="1">
-        <w:r>
-          <w:rPr>
-            <w:color w:val="1A56DB"/>
+            <w:rFonts w:ascii="Calibri" w:eastAsia="Calibri" w:hAnsi="Calibri" w:cs="Calibri"/>
+            <w:color w:val="1F4E5F"/>
             <w:sz w:val="17"/>
             <w:szCs w:val="17"/>
             <w:u w:val="single"/>
@@ -493,7 +84,8 @@
         <w:proofErr w:type="spellStart"/>
         <w:r>
           <w:rPr>
-            <w:color w:val="1A56DB"/>
+            <w:rFonts w:ascii="Calibri" w:eastAsia="Calibri" w:hAnsi="Calibri" w:cs="Calibri"/>
+            <w:color w:val="1F4E5F"/>
             <w:sz w:val="17"/>
             <w:szCs w:val="17"/>
             <w:u w:val="single"/>
@@ -501,34 +93,547 @@
           <w:t>SlinkyCollins</w:t>
         </w:r>
         <w:proofErr w:type="spellEnd"/>
+      </w:hyperlink>
+      <w:r>
+        <w:rPr>
+          <w:rFonts w:ascii="Calibri" w:eastAsia="Calibri" w:hAnsi="Calibri" w:cs="Calibri"/>
+          <w:color w:val="444444"/>
+          <w:sz w:val="17"/>
+          <w:szCs w:val="17"/>
+        </w:rPr>
+        <w:t xml:space="preserve">  |  </w:t>
+      </w:r>
+      <w:hyperlink r:id="rId7" w:history="1">
         <w:r>
           <w:rPr>
-            <w:color w:val="1A56DB"/>
+            <w:rStyle w:val="Hyperlink"/>
+            <w:rFonts w:ascii="Calibri" w:eastAsia="Calibri" w:hAnsi="Calibri" w:cs="Calibri"/>
             <w:sz w:val="17"/>
             <w:szCs w:val="17"/>
-            <w:u w:val="single"/>
           </w:rPr>
-          <w:t>/</w:t>
+          <w:t>@</w:t>
         </w:r>
         <w:proofErr w:type="spellStart"/>
         <w:r>
           <w:rPr>
-            <w:color w:val="1A56DB"/>
+            <w:rStyle w:val="Hyperlink"/>
+            <w:rFonts w:ascii="Calibri" w:eastAsia="Calibri" w:hAnsi="Calibri" w:cs="Calibri"/>
             <w:sz w:val="17"/>
             <w:szCs w:val="17"/>
+          </w:rPr>
+          <w:t>collynxcodes</w:t>
+        </w:r>
+        <w:proofErr w:type="spellEnd"/>
+      </w:hyperlink>
+    </w:p>
+    <w:p>
+      <w:pPr>
+        <w:pBdr>
+          <w:bottom w:val="single" w:sz="6" w:space="1" w:color="999999"/>
+        </w:pBdr>
+        <w:spacing w:before="10" w:after="40"/>
+      </w:pPr>
+    </w:p>
+    <w:p>
+      <w:pPr>
+        <w:pBdr>
+          <w:bottom w:val="single" w:sz="4" w:space="2" w:color="999999"/>
+        </w:pBdr>
+        <w:spacing w:before="50" w:after="14"/>
+      </w:pPr>
+      <w:r>
+        <w:rPr>
+          <w:rFonts w:ascii="Calibri" w:eastAsia="Calibri" w:hAnsi="Calibri" w:cs="Calibri"/>
+          <w:b/>
+          <w:bCs/>
+          <w:color w:val="1F4E5F"/>
+          <w:spacing w:val="12"/>
+          <w:sz w:val="18"/>
+          <w:szCs w:val="18"/>
+        </w:rPr>
+        <w:t>SUMMARY</w:t>
+      </w:r>
+    </w:p>
+    <w:p>
+      <w:pPr>
+        <w:spacing w:after="40"/>
+      </w:pPr>
+      <w:r>
+        <w:rPr>
+          <w:rFonts w:ascii="Calibri" w:eastAsia="Calibri" w:hAnsi="Calibri" w:cs="Calibri"/>
+          <w:color w:val="1A1A1A"/>
+          <w:sz w:val="18"/>
+          <w:szCs w:val="18"/>
+        </w:rPr>
+        <w:t xml:space="preserve">Full-stack software engineer with 3 years of experience designing and shipping production-style web applications across fintech, recruitment, and simulation domains. Independently built and deployed four </w:t>
+      </w:r>
+      <w:r>
+        <w:rPr>
+          <w:rFonts w:ascii="Calibri" w:eastAsia="Calibri" w:hAnsi="Calibri" w:cs="Calibri"/>
+          <w:color w:val="1A1A1A"/>
+          <w:sz w:val="18"/>
+          <w:szCs w:val="18"/>
+        </w:rPr>
+        <w:t xml:space="preserve">full-stack systems covering concurrent transaction processing, multi-provider authentication, RBAC, and containerized deployment. Computer Engineering graduate (LAUTECH, 2026) with a consistent record of taking projects from architecture through to public </w:t>
+      </w:r>
+      <w:r>
+        <w:rPr>
+          <w:rFonts w:ascii="Calibri" w:eastAsia="Calibri" w:hAnsi="Calibri" w:cs="Calibri"/>
+          <w:color w:val="1A1A1A"/>
+          <w:sz w:val="18"/>
+          <w:szCs w:val="18"/>
+        </w:rPr>
+        <w:t>deployment, not just coursework completion. Seeking an entry-level software engineering role to build scalable web applications and solve real-world engineering problems.</w:t>
+      </w:r>
+    </w:p>
+    <w:p>
+      <w:pPr>
+        <w:pBdr>
+          <w:bottom w:val="single" w:sz="4" w:space="2" w:color="999999"/>
+        </w:pBdr>
+        <w:spacing w:before="50" w:after="14"/>
+      </w:pPr>
+      <w:r>
+        <w:rPr>
+          <w:rFonts w:ascii="Calibri" w:eastAsia="Calibri" w:hAnsi="Calibri" w:cs="Calibri"/>
+          <w:b/>
+          <w:bCs/>
+          <w:color w:val="1F4E5F"/>
+          <w:spacing w:val="12"/>
+          <w:sz w:val="18"/>
+          <w:szCs w:val="18"/>
+        </w:rPr>
+        <w:t>TECHNICAL SKILLS</w:t>
+      </w:r>
+    </w:p>
+    <w:p>
+      <w:pPr>
+        <w:spacing w:after="15"/>
+      </w:pPr>
+      <w:r>
+        <w:rPr>
+          <w:rFonts w:ascii="Calibri" w:eastAsia="Calibri" w:hAnsi="Calibri" w:cs="Calibri"/>
+          <w:b/>
+          <w:bCs/>
+          <w:sz w:val="18"/>
+          <w:szCs w:val="18"/>
+        </w:rPr>
+        <w:t xml:space="preserve">Languages: </w:t>
+      </w:r>
+      <w:r>
+        <w:rPr>
+          <w:rFonts w:ascii="Calibri" w:eastAsia="Calibri" w:hAnsi="Calibri" w:cs="Calibri"/>
+          <w:sz w:val="18"/>
+          <w:szCs w:val="18"/>
+        </w:rPr>
+        <w:t>JavaScript, TypeScript, PHP</w:t>
+      </w:r>
+    </w:p>
+    <w:p>
+      <w:pPr>
+        <w:spacing w:after="15"/>
+      </w:pPr>
+      <w:r>
+        <w:rPr>
+          <w:rFonts w:ascii="Calibri" w:eastAsia="Calibri" w:hAnsi="Calibri" w:cs="Calibri"/>
+          <w:b/>
+          <w:bCs/>
+          <w:sz w:val="18"/>
+          <w:szCs w:val="18"/>
+        </w:rPr>
+        <w:t xml:space="preserve">Frontend: </w:t>
+      </w:r>
+      <w:r>
+        <w:rPr>
+          <w:rFonts w:ascii="Calibri" w:eastAsia="Calibri" w:hAnsi="Calibri" w:cs="Calibri"/>
+          <w:sz w:val="18"/>
+          <w:szCs w:val="18"/>
+        </w:rPr>
+        <w:t>Vue 3, React, Angul</w:t>
+      </w:r>
+      <w:r>
+        <w:rPr>
+          <w:rFonts w:ascii="Calibri" w:eastAsia="Calibri" w:hAnsi="Calibri" w:cs="Calibri"/>
+          <w:sz w:val="18"/>
+          <w:szCs w:val="18"/>
+        </w:rPr>
+        <w:t xml:space="preserve">ar, Next.js, Tailwind CSS, </w:t>
+      </w:r>
+      <w:proofErr w:type="spellStart"/>
+      <w:r>
+        <w:rPr>
+          <w:rFonts w:ascii="Calibri" w:eastAsia="Calibri" w:hAnsi="Calibri" w:cs="Calibri"/>
+          <w:sz w:val="18"/>
+          <w:szCs w:val="18"/>
+        </w:rPr>
+        <w:t>PrimeVue</w:t>
+      </w:r>
+      <w:proofErr w:type="spellEnd"/>
+      <w:r>
+        <w:rPr>
+          <w:rFonts w:ascii="Calibri" w:eastAsia="Calibri" w:hAnsi="Calibri" w:cs="Calibri"/>
+          <w:sz w:val="18"/>
+          <w:szCs w:val="18"/>
+        </w:rPr>
+        <w:t xml:space="preserve">, </w:t>
+      </w:r>
+      <w:proofErr w:type="spellStart"/>
+      <w:r>
+        <w:rPr>
+          <w:rFonts w:ascii="Calibri" w:eastAsia="Calibri" w:hAnsi="Calibri" w:cs="Calibri"/>
+          <w:sz w:val="18"/>
+          <w:szCs w:val="18"/>
+        </w:rPr>
+        <w:t>Pinia</w:t>
+      </w:r>
+      <w:proofErr w:type="spellEnd"/>
+      <w:r>
+        <w:rPr>
+          <w:rFonts w:ascii="Calibri" w:eastAsia="Calibri" w:hAnsi="Calibri" w:cs="Calibri"/>
+          <w:sz w:val="18"/>
+          <w:szCs w:val="18"/>
+        </w:rPr>
+        <w:t>, Redux Toolkit</w:t>
+      </w:r>
+    </w:p>
+    <w:p>
+      <w:pPr>
+        <w:spacing w:after="15"/>
+      </w:pPr>
+      <w:r>
+        <w:rPr>
+          <w:rFonts w:ascii="Calibri" w:eastAsia="Calibri" w:hAnsi="Calibri" w:cs="Calibri"/>
+          <w:b/>
+          <w:bCs/>
+          <w:sz w:val="18"/>
+          <w:szCs w:val="18"/>
+        </w:rPr>
+        <w:t xml:space="preserve">Backend: </w:t>
+      </w:r>
+      <w:r>
+        <w:rPr>
+          <w:rFonts w:ascii="Calibri" w:eastAsia="Calibri" w:hAnsi="Calibri" w:cs="Calibri"/>
+          <w:sz w:val="18"/>
+          <w:szCs w:val="18"/>
+        </w:rPr>
+        <w:t>Laravel, Node.js, REST API Design, Swagger/</w:t>
+      </w:r>
+      <w:proofErr w:type="spellStart"/>
+      <w:r>
+        <w:rPr>
+          <w:rFonts w:ascii="Calibri" w:eastAsia="Calibri" w:hAnsi="Calibri" w:cs="Calibri"/>
+          <w:sz w:val="18"/>
+          <w:szCs w:val="18"/>
+        </w:rPr>
+        <w:t>OpenAPI</w:t>
+      </w:r>
+      <w:proofErr w:type="spellEnd"/>
+      <w:r>
+        <w:rPr>
+          <w:rFonts w:ascii="Calibri" w:eastAsia="Calibri" w:hAnsi="Calibri" w:cs="Calibri"/>
+          <w:sz w:val="18"/>
+          <w:szCs w:val="18"/>
+        </w:rPr>
+        <w:t>, Sanctum Auth</w:t>
+      </w:r>
+      <w:bookmarkStart w:id="0" w:name="_GoBack"/>
+      <w:bookmarkEnd w:id="0"/>
+    </w:p>
+    <w:p>
+      <w:pPr>
+        <w:spacing w:after="15"/>
+      </w:pPr>
+      <w:r>
+        <w:rPr>
+          <w:rFonts w:ascii="Calibri" w:eastAsia="Calibri" w:hAnsi="Calibri" w:cs="Calibri"/>
+          <w:b/>
+          <w:bCs/>
+          <w:sz w:val="18"/>
+          <w:szCs w:val="18"/>
+        </w:rPr>
+        <w:t xml:space="preserve">Databases: </w:t>
+      </w:r>
+      <w:r>
+        <w:rPr>
+          <w:rFonts w:ascii="Calibri" w:eastAsia="Calibri" w:hAnsi="Calibri" w:cs="Calibri"/>
+          <w:sz w:val="18"/>
+          <w:szCs w:val="18"/>
+        </w:rPr>
+        <w:t>MySQL, MongoDB</w:t>
+      </w:r>
+    </w:p>
+    <w:p>
+      <w:pPr>
+        <w:spacing w:after="15"/>
+      </w:pPr>
+      <w:r>
+        <w:rPr>
+          <w:rFonts w:ascii="Calibri" w:eastAsia="Calibri" w:hAnsi="Calibri" w:cs="Calibri"/>
+          <w:b/>
+          <w:bCs/>
+          <w:sz w:val="18"/>
+          <w:szCs w:val="18"/>
+        </w:rPr>
+        <w:t xml:space="preserve">Tools &amp; Deployment: </w:t>
+      </w:r>
+      <w:r>
+        <w:rPr>
+          <w:rFonts w:ascii="Calibri" w:eastAsia="Calibri" w:hAnsi="Calibri" w:cs="Calibri"/>
+          <w:sz w:val="18"/>
+          <w:szCs w:val="18"/>
+        </w:rPr>
+        <w:t xml:space="preserve">Docker, Vercel, Render, Git/GitHub, Firebase Auth, </w:t>
+      </w:r>
+      <w:proofErr w:type="spellStart"/>
+      <w:r>
+        <w:rPr>
+          <w:rFonts w:ascii="Calibri" w:eastAsia="Calibri" w:hAnsi="Calibri" w:cs="Calibri"/>
+          <w:sz w:val="18"/>
+          <w:szCs w:val="18"/>
+        </w:rPr>
+        <w:t>Cloudinary</w:t>
+      </w:r>
+      <w:proofErr w:type="spellEnd"/>
+      <w:r>
+        <w:rPr>
+          <w:rFonts w:ascii="Calibri" w:eastAsia="Calibri" w:hAnsi="Calibri" w:cs="Calibri"/>
+          <w:sz w:val="18"/>
+          <w:szCs w:val="18"/>
+        </w:rPr>
+        <w:t xml:space="preserve">, </w:t>
+      </w:r>
+      <w:proofErr w:type="spellStart"/>
+      <w:r>
+        <w:rPr>
+          <w:rFonts w:ascii="Calibri" w:eastAsia="Calibri" w:hAnsi="Calibri" w:cs="Calibri"/>
+          <w:sz w:val="18"/>
+          <w:szCs w:val="18"/>
+        </w:rPr>
+        <w:t>Vite</w:t>
+      </w:r>
+      <w:proofErr w:type="spellEnd"/>
+      <w:r>
+        <w:rPr>
+          <w:rFonts w:ascii="Calibri" w:eastAsia="Calibri" w:hAnsi="Calibri" w:cs="Calibri"/>
+          <w:sz w:val="18"/>
+          <w:szCs w:val="18"/>
+        </w:rPr>
+        <w:t>, Postman</w:t>
+      </w:r>
+    </w:p>
+    <w:p>
+      <w:pPr>
+        <w:spacing w:after="15"/>
+      </w:pPr>
+      <w:r>
+        <w:rPr>
+          <w:rFonts w:ascii="Calibri" w:eastAsia="Calibri" w:hAnsi="Calibri" w:cs="Calibri"/>
+          <w:b/>
+          <w:bCs/>
+          <w:sz w:val="18"/>
+          <w:szCs w:val="18"/>
+        </w:rPr>
+        <w:t>C</w:t>
+      </w:r>
+      <w:r>
+        <w:rPr>
+          <w:rFonts w:ascii="Calibri" w:eastAsia="Calibri" w:hAnsi="Calibri" w:cs="Calibri"/>
+          <w:b/>
+          <w:bCs/>
+          <w:sz w:val="18"/>
+          <w:szCs w:val="18"/>
+        </w:rPr>
+        <w:t xml:space="preserve">ore Concepts: </w:t>
+      </w:r>
+      <w:r>
+        <w:rPr>
+          <w:rFonts w:ascii="Calibri" w:eastAsia="Calibri" w:hAnsi="Calibri" w:cs="Calibri"/>
+          <w:sz w:val="18"/>
+          <w:szCs w:val="18"/>
+        </w:rPr>
+        <w:t>Authentication &amp; RBAC (JWT, OAuth), Concurrency Control, State Management, Data Integrity, API Integration</w:t>
+      </w:r>
+    </w:p>
+    <w:p>
+      <w:pPr>
+        <w:pBdr>
+          <w:bottom w:val="single" w:sz="4" w:space="2" w:color="999999"/>
+        </w:pBdr>
+        <w:spacing w:before="50" w:after="14"/>
+      </w:pPr>
+      <w:r>
+        <w:rPr>
+          <w:rFonts w:ascii="Calibri" w:eastAsia="Calibri" w:hAnsi="Calibri" w:cs="Calibri"/>
+          <w:b/>
+          <w:bCs/>
+          <w:color w:val="1F4E5F"/>
+          <w:spacing w:val="12"/>
+          <w:sz w:val="18"/>
+          <w:szCs w:val="18"/>
+        </w:rPr>
+        <w:t>PROJECTS</w:t>
+      </w:r>
+    </w:p>
+    <w:p>
+      <w:pPr>
+        <w:spacing w:before="40" w:after="4"/>
+      </w:pPr>
+      <w:proofErr w:type="spellStart"/>
+      <w:r>
+        <w:rPr>
+          <w:rFonts w:ascii="Calibri" w:eastAsia="Calibri" w:hAnsi="Calibri" w:cs="Calibri"/>
+          <w:b/>
+          <w:bCs/>
+          <w:color w:val="1A1A1A"/>
+          <w:sz w:val="19"/>
+          <w:szCs w:val="19"/>
+        </w:rPr>
+        <w:t>Vaultly</w:t>
+      </w:r>
+      <w:proofErr w:type="spellEnd"/>
+      <w:r>
+        <w:rPr>
+          <w:rFonts w:ascii="Calibri" w:eastAsia="Calibri" w:hAnsi="Calibri" w:cs="Calibri"/>
+          <w:b/>
+          <w:bCs/>
+          <w:color w:val="1A1A1A"/>
+          <w:sz w:val="19"/>
+          <w:szCs w:val="19"/>
+        </w:rPr>
+        <w:t xml:space="preserve"> — Digital Banking System</w:t>
+      </w:r>
+      <w:r>
+        <w:rPr>
+          <w:rFonts w:ascii="Calibri" w:eastAsia="Calibri" w:hAnsi="Calibri" w:cs="Calibri"/>
+          <w:i/>
+          <w:iCs/>
+          <w:color w:val="444444"/>
+          <w:sz w:val="17"/>
+          <w:szCs w:val="17"/>
+        </w:rPr>
+        <w:t xml:space="preserve">   |   Vue 3, </w:t>
+      </w:r>
+      <w:proofErr w:type="spellStart"/>
+      <w:r>
+        <w:rPr>
+          <w:rFonts w:ascii="Calibri" w:eastAsia="Calibri" w:hAnsi="Calibri" w:cs="Calibri"/>
+          <w:i/>
+          <w:iCs/>
+          <w:color w:val="444444"/>
+          <w:sz w:val="17"/>
+          <w:szCs w:val="17"/>
+        </w:rPr>
+        <w:t>Pinia</w:t>
+      </w:r>
+      <w:proofErr w:type="spellEnd"/>
+      <w:r>
+        <w:rPr>
+          <w:rFonts w:ascii="Calibri" w:eastAsia="Calibri" w:hAnsi="Calibri" w:cs="Calibri"/>
+          <w:i/>
+          <w:iCs/>
+          <w:color w:val="444444"/>
+          <w:sz w:val="17"/>
+          <w:szCs w:val="17"/>
+        </w:rPr>
+        <w:t xml:space="preserve">, </w:t>
+      </w:r>
+      <w:proofErr w:type="spellStart"/>
+      <w:r>
+        <w:rPr>
+          <w:rFonts w:ascii="Calibri" w:eastAsia="Calibri" w:hAnsi="Calibri" w:cs="Calibri"/>
+          <w:i/>
+          <w:iCs/>
+          <w:color w:val="444444"/>
+          <w:sz w:val="17"/>
+          <w:szCs w:val="17"/>
+        </w:rPr>
+        <w:t>PrimeVue</w:t>
+      </w:r>
+      <w:proofErr w:type="spellEnd"/>
+      <w:r>
+        <w:rPr>
+          <w:rFonts w:ascii="Calibri" w:eastAsia="Calibri" w:hAnsi="Calibri" w:cs="Calibri"/>
+          <w:i/>
+          <w:iCs/>
+          <w:color w:val="444444"/>
+          <w:sz w:val="17"/>
+          <w:szCs w:val="17"/>
+        </w:rPr>
+        <w:t xml:space="preserve">, Laravel 12, MySQL, Sanctum, </w:t>
+      </w:r>
+      <w:proofErr w:type="spellStart"/>
+      <w:r>
+        <w:rPr>
+          <w:rFonts w:ascii="Calibri" w:eastAsia="Calibri" w:hAnsi="Calibri" w:cs="Calibri"/>
+          <w:i/>
+          <w:iCs/>
+          <w:color w:val="444444"/>
+          <w:sz w:val="17"/>
+          <w:szCs w:val="17"/>
+        </w:rPr>
+        <w:t>Cloudinary</w:t>
+      </w:r>
+      <w:proofErr w:type="spellEnd"/>
+      <w:r>
+        <w:br/>
+      </w:r>
+      <w:r>
+        <w:rPr>
+          <w:rFonts w:ascii="Calibri" w:eastAsia="Calibri" w:hAnsi="Calibri" w:cs="Calibri"/>
+          <w:i/>
+          <w:iCs/>
+          <w:color w:val="555555"/>
+          <w:sz w:val="16"/>
+          <w:szCs w:val="16"/>
+        </w:rPr>
+        <w:t>Built to explore transactional integrity, concurrency handling, and secure financial operations in a digital banking system.</w:t>
+      </w:r>
+    </w:p>
+    <w:p>
+      <w:pPr>
+        <w:spacing w:after="10"/>
+      </w:pPr>
+      <w:hyperlink r:id="rId8" w:history="1">
+        <w:r>
+          <w:rPr>
+            <w:rFonts w:ascii="Calibri" w:eastAsia="Calibri" w:hAnsi="Calibri" w:cs="Calibri"/>
+            <w:color w:val="1F4E5F"/>
+            <w:sz w:val="16"/>
+            <w:szCs w:val="16"/>
             <w:u w:val="single"/>
           </w:rPr>
-          <w:t>vaultly</w:t>
+          <w:t>Live Demo</w:t>
         </w:r>
-        <w:proofErr w:type="spellEnd"/>
+      </w:hyperlink>
+      <w:r>
+        <w:rPr>
+          <w:rFonts w:ascii="Calibri" w:eastAsia="Calibri" w:hAnsi="Calibri" w:cs="Calibri"/>
+          <w:color w:val="444444"/>
+          <w:sz w:val="16"/>
+          <w:szCs w:val="16"/>
+        </w:rPr>
+        <w:t xml:space="preserve">   |   </w:t>
+      </w:r>
+      <w:hyperlink r:id="rId9" w:history="1">
         <w:r>
           <w:rPr>
-            <w:color w:val="1A56DB"/>
-            <w:sz w:val="17"/>
-            <w:szCs w:val="17"/>
+            <w:rFonts w:ascii="Calibri" w:eastAsia="Calibri" w:hAnsi="Calibri" w:cs="Calibri"/>
+            <w:color w:val="1F4E5F"/>
+            <w:sz w:val="16"/>
+            <w:szCs w:val="16"/>
             <w:u w:val="single"/>
           </w:rPr>
-          <w:t>-frontend</w:t>
+          <w:t>Gi</w:t>
+        </w:r>
+        <w:r>
+          <w:rPr>
+            <w:rFonts w:ascii="Calibri" w:eastAsia="Calibri" w:hAnsi="Calibri" w:cs="Calibri"/>
+            <w:color w:val="1F4E5F"/>
+            <w:sz w:val="16"/>
+            <w:szCs w:val="16"/>
+            <w:u w:val="single"/>
+          </w:rPr>
+          <w:t>tHub</w:t>
         </w:r>
       </w:hyperlink>
     </w:p>
@@ -537,23 +642,19 @@
         <w:pStyle w:val="ListParagraph"/>
         <w:numPr>
           <w:ilvl w:val="0"/>
-          <w:numId w:val="2"/>
+          <w:numId w:val="1"/>
         </w:numPr>
-        <w:spacing w:before="20" w:after="20"/>
-      </w:pPr>
-      <w:r>
-        <w:rPr>
-          <w:sz w:val="18"/>
-          <w:szCs w:val="18"/>
-        </w:rPr>
-        <w:t xml:space="preserve">Engineered concurrent-safe deposit, transfer, and withdrawal flows using DB </w:t>
-      </w:r>
-      <w:r>
-        <w:rPr>
-          <w:sz w:val="18"/>
-          <w:szCs w:val="18"/>
-        </w:rPr>
-        <w:t>transactions and row-level locking, eliminating race conditions under parallel requests</w:t>
+        <w:spacing w:after="6"/>
+        <w:ind w:left="259" w:hanging="187"/>
+      </w:pPr>
+      <w:r>
+        <w:rPr>
+          <w:rFonts w:ascii="Calibri" w:eastAsia="Calibri" w:hAnsi="Calibri" w:cs="Calibri"/>
+          <w:color w:val="1A1A1A"/>
+          <w:sz w:val="18"/>
+          <w:szCs w:val="18"/>
+        </w:rPr>
+        <w:t>Built and deployed a 13-page full-stack banking application backed by a 21-endpoint Laravel REST API covering auth, deposits, withdrawals, transfers, beneficiaries, and profile management</w:t>
       </w:r>
     </w:p>
     <w:p>
@@ -561,16 +662,28 @@
         <w:pStyle w:val="ListParagraph"/>
         <w:numPr>
           <w:ilvl w:val="0"/>
-          <w:numId w:val="2"/>
+          <w:numId w:val="1"/>
         </w:numPr>
-        <w:spacing w:before="20" w:after="20"/>
-      </w:pPr>
-      <w:r>
-        <w:rPr>
-          <w:sz w:val="18"/>
-          <w:szCs w:val="18"/>
-        </w:rPr>
-        <w:t>Architected route-level authorization on a Vue 3 SPA, enforcing user-specific data isolation across all API surfaces</w:t>
+        <w:spacing w:after="6"/>
+        <w:ind w:left="259" w:hanging="187"/>
+      </w:pPr>
+      <w:r>
+        <w:rPr>
+          <w:rFonts w:ascii="Calibri" w:eastAsia="Calibri" w:hAnsi="Calibri" w:cs="Calibri"/>
+          <w:color w:val="1A1A1A"/>
+          <w:sz w:val="18"/>
+          <w:szCs w:val="18"/>
+        </w:rPr>
+        <w:t>Engineered concurrency-safe transaction flows using DB transact</w:t>
+      </w:r>
+      <w:r>
+        <w:rPr>
+          <w:rFonts w:ascii="Calibri" w:eastAsia="Calibri" w:hAnsi="Calibri" w:cs="Calibri"/>
+          <w:color w:val="1A1A1A"/>
+          <w:sz w:val="18"/>
+          <w:szCs w:val="18"/>
+        </w:rPr>
+        <w:t>ions and row-level locking, validated across concurrent-transfer test scenarios that confirmed zero double-spend conditions</w:t>
       </w:r>
     </w:p>
     <w:p>
@@ -578,20 +691,45 @@
         <w:pStyle w:val="ListParagraph"/>
         <w:numPr>
           <w:ilvl w:val="0"/>
-          <w:numId w:val="2"/>
+          <w:numId w:val="1"/>
         </w:numPr>
-        <w:spacing w:before="20" w:after="20"/>
-      </w:pPr>
-      <w:r>
-        <w:rPr>
-          <w:sz w:val="18"/>
-          <w:szCs w:val="18"/>
-        </w:rPr>
-        <w:t xml:space="preserve">Integrated </w:t>
+        <w:spacing w:after="6"/>
+        <w:ind w:left="259" w:hanging="187"/>
+      </w:pPr>
+      <w:r>
+        <w:rPr>
+          <w:rFonts w:ascii="Calibri" w:eastAsia="Calibri" w:hAnsi="Calibri" w:cs="Calibri"/>
+          <w:color w:val="1A1A1A"/>
+          <w:sz w:val="18"/>
+          <w:szCs w:val="18"/>
+        </w:rPr>
+        <w:t xml:space="preserve">Deployed a production-ready architecture across 4 cloud services (Vercel, Render, </w:t>
       </w:r>
       <w:proofErr w:type="spellStart"/>
       <w:r>
         <w:rPr>
+          <w:rFonts w:ascii="Calibri" w:eastAsia="Calibri" w:hAnsi="Calibri" w:cs="Calibri"/>
+          <w:color w:val="1A1A1A"/>
+          <w:sz w:val="18"/>
+          <w:szCs w:val="18"/>
+        </w:rPr>
+        <w:t>Aiven</w:t>
+      </w:r>
+      <w:proofErr w:type="spellEnd"/>
+      <w:r>
+        <w:rPr>
+          <w:rFonts w:ascii="Calibri" w:eastAsia="Calibri" w:hAnsi="Calibri" w:cs="Calibri"/>
+          <w:color w:val="1A1A1A"/>
+          <w:sz w:val="18"/>
+          <w:szCs w:val="18"/>
+        </w:rPr>
+        <w:t xml:space="preserve"> MySQL, </w:t>
+      </w:r>
+      <w:proofErr w:type="spellStart"/>
+      <w:r>
+        <w:rPr>
+          <w:rFonts w:ascii="Calibri" w:eastAsia="Calibri" w:hAnsi="Calibri" w:cs="Calibri"/>
+          <w:color w:val="1A1A1A"/>
           <w:sz w:val="18"/>
           <w:szCs w:val="18"/>
         </w:rPr>
@@ -600,152 +738,136 @@
       <w:proofErr w:type="spellEnd"/>
       <w:r>
         <w:rPr>
-          <w:sz w:val="18"/>
-          <w:szCs w:val="18"/>
-        </w:rPr>
-        <w:t xml:space="preserve"> for media handling and reduce</w:t>
-      </w:r>
-      <w:r>
-        <w:rPr>
-          <w:sz w:val="18"/>
-          <w:szCs w:val="18"/>
-        </w:rPr>
-        <w:t xml:space="preserve">d build overhead via </w:t>
-      </w:r>
+          <w:rFonts w:ascii="Calibri" w:eastAsia="Calibri" w:hAnsi="Calibri" w:cs="Calibri"/>
+          <w:color w:val="1A1A1A"/>
+          <w:sz w:val="18"/>
+          <w:szCs w:val="18"/>
+        </w:rPr>
+        <w:t>) — from first commit to pr</w:t>
+      </w:r>
+      <w:r>
+        <w:rPr>
+          <w:rFonts w:ascii="Calibri" w:eastAsia="Calibri" w:hAnsi="Calibri" w:cs="Calibri"/>
+          <w:color w:val="1A1A1A"/>
+          <w:sz w:val="18"/>
+          <w:szCs w:val="18"/>
+        </w:rPr>
+        <w:t>oduction in 4 weeks</w:t>
+      </w:r>
+    </w:p>
+    <w:p>
+      <w:pPr>
+        <w:spacing w:before="40" w:after="4"/>
+      </w:pPr>
       <w:proofErr w:type="spellStart"/>
       <w:r>
         <w:rPr>
-          <w:sz w:val="18"/>
-          <w:szCs w:val="18"/>
-        </w:rPr>
-        <w:t>Vite</w:t>
-      </w:r>
-      <w:proofErr w:type="spellEnd"/>
-      <w:r>
-        <w:rPr>
-          <w:sz w:val="18"/>
-          <w:szCs w:val="18"/>
-        </w:rPr>
-        <w:t xml:space="preserve"> optimization</w:t>
-      </w:r>
-    </w:p>
-    <w:p>
-      <w:pPr>
-        <w:spacing w:before="120"/>
-      </w:pPr>
-      <w:proofErr w:type="spellStart"/>
-      <w:r>
-        <w:rPr>
+          <w:rFonts w:ascii="Calibri" w:eastAsia="Calibri" w:hAnsi="Calibri" w:cs="Calibri"/>
           <w:b/>
           <w:bCs/>
-          <w:sz w:val="20"/>
-          <w:szCs w:val="20"/>
+          <w:color w:val="1A1A1A"/>
+          <w:sz w:val="19"/>
+          <w:szCs w:val="19"/>
         </w:rPr>
         <w:t>JobNet</w:t>
       </w:r>
       <w:proofErr w:type="spellEnd"/>
       <w:r>
         <w:rPr>
+          <w:rFonts w:ascii="Calibri" w:eastAsia="Calibri" w:hAnsi="Calibri" w:cs="Calibri"/>
           <w:b/>
           <w:bCs/>
-          <w:sz w:val="20"/>
-          <w:szCs w:val="20"/>
-        </w:rPr>
-        <w:t xml:space="preserve"> — Recruitment </w:t>
-      </w:r>
-      <w:proofErr w:type="gramStart"/>
-      <w:r>
-        <w:rPr>
-          <w:b/>
-          <w:bCs/>
-          <w:sz w:val="20"/>
-          <w:szCs w:val="20"/>
-        </w:rPr>
-        <w:t>Platform</w:t>
-      </w:r>
-      <w:r>
-        <w:rPr>
-          <w:sz w:val="18"/>
-          <w:szCs w:val="18"/>
-        </w:rPr>
-        <w:t xml:space="preserve">  </w:t>
-      </w:r>
-      <w:r>
-        <w:rPr>
+          <w:color w:val="1A1A1A"/>
+          <w:sz w:val="19"/>
+          <w:szCs w:val="19"/>
+        </w:rPr>
+        <w:t xml:space="preserve"> — Global Recruitment Platform</w:t>
+      </w:r>
+      <w:r>
+        <w:rPr>
+          <w:rFonts w:ascii="Calibri" w:eastAsia="Calibri" w:hAnsi="Calibri" w:cs="Calibri"/>
           <w:i/>
           <w:iCs/>
-          <w:color w:val="6B7280"/>
+          <w:color w:val="444444"/>
           <w:sz w:val="17"/>
           <w:szCs w:val="17"/>
         </w:rPr>
-        <w:t>Angular</w:t>
-      </w:r>
-      <w:proofErr w:type="gramEnd"/>
-      <w:r>
-        <w:rPr>
+        <w:t xml:space="preserve">   |   Angular 18, PHP 8.2, MySQL, Firebase Auth, Docker, Swagger/</w:t>
+      </w:r>
+      <w:proofErr w:type="spellStart"/>
+      <w:r>
+        <w:rPr>
+          <w:rFonts w:ascii="Calibri" w:eastAsia="Calibri" w:hAnsi="Calibri" w:cs="Calibri"/>
           <w:i/>
           <w:iCs/>
-          <w:color w:val="6B7280"/>
+          <w:color w:val="444444"/>
           <w:sz w:val="17"/>
           <w:szCs w:val="17"/>
         </w:rPr>
-        <w:t xml:space="preserve"> · PHP · MySQL · Firebase Auth · Docker</w:t>
-      </w:r>
-    </w:p>
-    <w:p>
-      <w:pPr>
-        <w:spacing w:after="30"/>
-      </w:pPr>
-      <w:hyperlink r:id="rId9" w:history="1">
-        <w:proofErr w:type="spellStart"/>
-        <w:r>
-          <w:rPr>
-            <w:color w:val="1A56DB"/>
-            <w:sz w:val="17"/>
-            <w:szCs w:val="17"/>
-            <w:u w:val="single"/>
-          </w:rPr>
-          <w:t>jobnet.vercel.app</w:t>
-        </w:r>
-        <w:proofErr w:type="spellEnd"/>
-      </w:hyperlink>
-      <w:r>
-        <w:rPr>
-          <w:color w:val="6B7280"/>
-          <w:sz w:val="17"/>
-          <w:szCs w:val="17"/>
-        </w:rPr>
-        <w:t xml:space="preserve">  ·  </w:t>
-      </w:r>
+        <w:t>OpenAPI</w:t>
+      </w:r>
+      <w:proofErr w:type="spellEnd"/>
+      <w:r>
+        <w:br/>
+      </w:r>
+      <w:r>
+        <w:rPr>
+          <w:rFonts w:ascii="Calibri" w:eastAsia="Calibri" w:hAnsi="Calibri" w:cs="Calibri"/>
+          <w:i/>
+          <w:iCs/>
+          <w:color w:val="555555"/>
+          <w:sz w:val="16"/>
+          <w:szCs w:val="16"/>
+        </w:rPr>
+        <w:t>Built as a capstone-style project to explore real-world authentication, role-based authorization, and scalable full-stack arch</w:t>
+      </w:r>
+      <w:r>
+        <w:rPr>
+          <w:rFonts w:ascii="Calibri" w:eastAsia="Calibri" w:hAnsi="Calibri" w:cs="Calibri"/>
+          <w:i/>
+          <w:iCs/>
+          <w:color w:val="555555"/>
+          <w:sz w:val="16"/>
+          <w:szCs w:val="16"/>
+        </w:rPr>
+        <w:t>itecture.</w:t>
+      </w:r>
+    </w:p>
+    <w:p>
+      <w:pPr>
+        <w:spacing w:after="10"/>
+      </w:pPr>
       <w:hyperlink r:id="rId10" w:history="1">
         <w:r>
           <w:rPr>
-            <w:color w:val="1A56DB"/>
-            <w:sz w:val="17"/>
-            <w:szCs w:val="17"/>
+            <w:rFonts w:ascii="Calibri" w:eastAsia="Calibri" w:hAnsi="Calibri" w:cs="Calibri"/>
+            <w:color w:val="1F4E5F"/>
+            <w:sz w:val="16"/>
+            <w:szCs w:val="16"/>
             <w:u w:val="single"/>
           </w:rPr>
-          <w:t>github.com/</w:t>
+          <w:t>Live Demo</w:t>
         </w:r>
-        <w:proofErr w:type="spellStart"/>
+      </w:hyperlink>
+      <w:r>
+        <w:rPr>
+          <w:rFonts w:ascii="Calibri" w:eastAsia="Calibri" w:hAnsi="Calibri" w:cs="Calibri"/>
+          <w:color w:val="444444"/>
+          <w:sz w:val="16"/>
+          <w:szCs w:val="16"/>
+        </w:rPr>
+        <w:t xml:space="preserve">   |   </w:t>
+      </w:r>
+      <w:hyperlink r:id="rId11" w:history="1">
         <w:r>
           <w:rPr>
-            <w:color w:val="1A56DB"/>
-            <w:sz w:val="17"/>
-            <w:szCs w:val="17"/>
+            <w:rFonts w:ascii="Calibri" w:eastAsia="Calibri" w:hAnsi="Calibri" w:cs="Calibri"/>
+            <w:color w:val="1F4E5F"/>
+            <w:sz w:val="16"/>
+            <w:szCs w:val="16"/>
             <w:u w:val="single"/>
           </w:rPr>
-          <w:t>SlinkyCollins</w:t>
-        </w:r>
-        <w:proofErr w:type="spellEnd"/>
-        <w:r>
-          <w:rPr>
-            <w:color w:val="1A56DB"/>
-            <w:sz w:val="17"/>
-            <w:szCs w:val="17"/>
-            <w:u w:val="single"/>
-          </w:rPr>
-          <w:t>/job-portal-frontend</w:t>
+          <w:t>GitHub</w:t>
         </w:r>
       </w:hyperlink>
     </w:p>
@@ -754,16 +876,19 @@
         <w:pStyle w:val="ListParagraph"/>
         <w:numPr>
           <w:ilvl w:val="0"/>
-          <w:numId w:val="2"/>
+          <w:numId w:val="1"/>
         </w:numPr>
-        <w:spacing w:before="20" w:after="20"/>
-      </w:pPr>
-      <w:r>
-        <w:rPr>
-          <w:sz w:val="18"/>
-          <w:szCs w:val="18"/>
-        </w:rPr>
-        <w:t>Built dual-auth pipeline merging Firebase social login with MySQL-backed records, enabling multi-provider onboarding in a single flow</w:t>
+        <w:spacing w:after="6"/>
+        <w:ind w:left="259" w:hanging="187"/>
+      </w:pPr>
+      <w:r>
+        <w:rPr>
+          <w:rFonts w:ascii="Calibri" w:eastAsia="Calibri" w:hAnsi="Calibri" w:cs="Calibri"/>
+          <w:color w:val="1A1A1A"/>
+          <w:sz w:val="18"/>
+          <w:szCs w:val="18"/>
+        </w:rPr>
+        <w:t>Built a full-stack recruitment platform with 61 REST API endpoints, 31 Angular pages, and 3 role-based dashboards (Job Seeker, Employer, Admin)</w:t>
       </w:r>
     </w:p>
     <w:p>
@@ -771,23 +896,28 @@
         <w:pStyle w:val="ListParagraph"/>
         <w:numPr>
           <w:ilvl w:val="0"/>
-          <w:numId w:val="2"/>
+          <w:numId w:val="1"/>
         </w:numPr>
-        <w:spacing w:before="20" w:after="20"/>
-      </w:pPr>
-      <w:r>
-        <w:rPr>
-          <w:sz w:val="18"/>
-          <w:szCs w:val="18"/>
-        </w:rPr>
-        <w:t>Implemented salary normalization logic supporting cross-region compensation c</w:t>
-      </w:r>
-      <w:r>
-        <w:rPr>
-          <w:sz w:val="18"/>
-          <w:szCs w:val="18"/>
-        </w:rPr>
-        <w:t>omparisons across listings</w:t>
+        <w:spacing w:after="6"/>
+        <w:ind w:left="259" w:hanging="187"/>
+      </w:pPr>
+      <w:r>
+        <w:rPr>
+          <w:rFonts w:ascii="Calibri" w:eastAsia="Calibri" w:hAnsi="Calibri" w:cs="Calibri"/>
+          <w:color w:val="1A1A1A"/>
+          <w:sz w:val="18"/>
+          <w:szCs w:val="18"/>
+        </w:rPr>
+        <w:t>Designed a hybrid authentication pipeline combining Firebase OAuth with MySQL-backed accounts, supporting email/</w:t>
+      </w:r>
+      <w:r>
+        <w:rPr>
+          <w:rFonts w:ascii="Calibri" w:eastAsia="Calibri" w:hAnsi="Calibri" w:cs="Calibri"/>
+          <w:color w:val="1A1A1A"/>
+          <w:sz w:val="18"/>
+          <w:szCs w:val="18"/>
+        </w:rPr>
+        <w:t>password and multi-provider social login with account linking</w:t>
       </w:r>
     </w:p>
     <w:p>
@@ -795,135 +925,121 @@
         <w:pStyle w:val="ListParagraph"/>
         <w:numPr>
           <w:ilvl w:val="0"/>
-          <w:numId w:val="2"/>
+          <w:numId w:val="1"/>
         </w:numPr>
-        <w:spacing w:before="20" w:after="20"/>
-      </w:pPr>
-      <w:r>
-        <w:rPr>
-          <w:sz w:val="18"/>
-          <w:szCs w:val="18"/>
-        </w:rPr>
-        <w:t>Containerized full stack with Docker, eliminating environment drift across dev and production</w:t>
-      </w:r>
-    </w:p>
-    <w:p>
-      <w:pPr>
-        <w:spacing w:before="120"/>
-      </w:pPr>
+        <w:spacing w:after="6"/>
+        <w:ind w:left="259" w:hanging="187"/>
+      </w:pPr>
+      <w:r>
+        <w:rPr>
+          <w:rFonts w:ascii="Calibri" w:eastAsia="Calibri" w:hAnsi="Calibri" w:cs="Calibri"/>
+          <w:color w:val="1A1A1A"/>
+          <w:sz w:val="18"/>
+          <w:szCs w:val="18"/>
+        </w:rPr>
+        <w:t>Implemented salary normalization across 4 currencies (USD, GBP, EUR, NGN); containerized the backend with Docker and documented all endpoints via Swagger/</w:t>
+      </w:r>
       <w:proofErr w:type="spellStart"/>
       <w:r>
         <w:rPr>
+          <w:rFonts w:ascii="Calibri" w:eastAsia="Calibri" w:hAnsi="Calibri" w:cs="Calibri"/>
+          <w:color w:val="1A1A1A"/>
+          <w:sz w:val="18"/>
+          <w:szCs w:val="18"/>
+        </w:rPr>
+        <w:t>OpenAPI</w:t>
+      </w:r>
+      <w:proofErr w:type="spellEnd"/>
+    </w:p>
+    <w:p>
+      <w:pPr>
+        <w:spacing w:before="40" w:after="4"/>
+      </w:pPr>
+      <w:proofErr w:type="spellStart"/>
+      <w:r>
+        <w:rPr>
+          <w:rFonts w:ascii="Calibri" w:eastAsia="Calibri" w:hAnsi="Calibri" w:cs="Calibri"/>
           <w:b/>
           <w:bCs/>
-          <w:sz w:val="20"/>
-          <w:szCs w:val="20"/>
+          <w:color w:val="1A1A1A"/>
+          <w:sz w:val="19"/>
+          <w:szCs w:val="19"/>
         </w:rPr>
         <w:t>NairaNest</w:t>
       </w:r>
       <w:proofErr w:type="spellEnd"/>
       <w:r>
         <w:rPr>
+          <w:rFonts w:ascii="Calibri" w:eastAsia="Calibri" w:hAnsi="Calibri" w:cs="Calibri"/>
           <w:b/>
           <w:bCs/>
-          <w:sz w:val="20"/>
-          <w:szCs w:val="20"/>
-        </w:rPr>
-        <w:t xml:space="preserve"> — Financial </w:t>
-      </w:r>
-      <w:proofErr w:type="gramStart"/>
-      <w:r>
-        <w:rPr>
-          <w:b/>
-          <w:bCs/>
-          <w:sz w:val="20"/>
-          <w:szCs w:val="20"/>
-        </w:rPr>
-        <w:t>System</w:t>
-      </w:r>
-      <w:r>
-        <w:rPr>
-          <w:sz w:val="18"/>
-          <w:szCs w:val="18"/>
-        </w:rPr>
-        <w:t xml:space="preserve">  </w:t>
-      </w:r>
-      <w:r>
-        <w:rPr>
+          <w:color w:val="1A1A1A"/>
+          <w:sz w:val="19"/>
+          <w:szCs w:val="19"/>
+        </w:rPr>
+        <w:t xml:space="preserve"> — Core Banking Infrastructure</w:t>
+      </w:r>
+      <w:r>
+        <w:rPr>
+          <w:rFonts w:ascii="Calibri" w:eastAsia="Calibri" w:hAnsi="Calibri" w:cs="Calibri"/>
           <w:i/>
           <w:iCs/>
-          <w:color w:val="6B7280"/>
+          <w:color w:val="444444"/>
           <w:sz w:val="17"/>
           <w:szCs w:val="17"/>
         </w:rPr>
-        <w:t>React</w:t>
-      </w:r>
-      <w:proofErr w:type="gramEnd"/>
-      <w:r>
-        <w:rPr>
+        <w:t xml:space="preserve">   |   React, Redux Toolkit, Node.js, MongoDB, Material UI, JWT</w:t>
+      </w:r>
+      <w:r>
+        <w:br/>
+      </w:r>
+      <w:r>
+        <w:rPr>
+          <w:rFonts w:ascii="Calibri" w:eastAsia="Calibri" w:hAnsi="Calibri" w:cs="Calibri"/>
           <w:i/>
           <w:iCs/>
-          <w:color w:val="6B7280"/>
-          <w:sz w:val="17"/>
-          <w:szCs w:val="17"/>
-        </w:rPr>
-        <w:t xml:space="preserve"> · Node.js · MongoDB · Redux Toolkit</w:t>
-      </w:r>
-    </w:p>
-    <w:p>
-      <w:pPr>
-        <w:spacing w:after="30"/>
-      </w:pPr>
-      <w:hyperlink r:id="rId11" w:history="1">
-        <w:proofErr w:type="spellStart"/>
-        <w:r>
-          <w:rPr>
-            <w:color w:val="1A56DB"/>
-            <w:sz w:val="17"/>
-            <w:szCs w:val="17"/>
-            <w:u w:val="single"/>
-          </w:rPr>
-          <w:t>nairanest.vercel.app</w:t>
-        </w:r>
-        <w:proofErr w:type="spellEnd"/>
-      </w:hyperlink>
-      <w:r>
-        <w:rPr>
-          <w:color w:val="6B7280"/>
-          <w:sz w:val="17"/>
-          <w:szCs w:val="17"/>
-        </w:rPr>
-        <w:t xml:space="preserve">  ·  </w:t>
-      </w:r>
+          <w:color w:val="555555"/>
+          <w:sz w:val="16"/>
+          <w:szCs w:val="16"/>
+        </w:rPr>
+        <w:t>Built to implement secure, real-time money-transfer workflows and a modern financial dashboard experience in a full-stack application.</w:t>
+      </w:r>
+    </w:p>
+    <w:p>
+      <w:pPr>
+        <w:spacing w:after="10"/>
+      </w:pPr>
       <w:hyperlink r:id="rId12" w:history="1">
         <w:r>
           <w:rPr>
-            <w:color w:val="1A56DB"/>
-            <w:sz w:val="17"/>
-            <w:szCs w:val="17"/>
+            <w:rFonts w:ascii="Calibri" w:eastAsia="Calibri" w:hAnsi="Calibri" w:cs="Calibri"/>
+            <w:color w:val="1F4E5F"/>
+            <w:sz w:val="16"/>
+            <w:szCs w:val="16"/>
             <w:u w:val="single"/>
           </w:rPr>
-          <w:t>github.com/</w:t>
+          <w:t>Live Demo</w:t>
         </w:r>
-        <w:proofErr w:type="spellStart"/>
+      </w:hyperlink>
+      <w:r>
+        <w:rPr>
+          <w:rFonts w:ascii="Calibri" w:eastAsia="Calibri" w:hAnsi="Calibri" w:cs="Calibri"/>
+          <w:color w:val="444444"/>
+          <w:sz w:val="16"/>
+          <w:szCs w:val="16"/>
+        </w:rPr>
+        <w:t xml:space="preserve">   |   </w:t>
+      </w:r>
+      <w:hyperlink r:id="rId13" w:history="1">
         <w:r>
           <w:rPr>
-            <w:color w:val="1A56DB"/>
-            <w:sz w:val="17"/>
-            <w:szCs w:val="17"/>
+            <w:rFonts w:ascii="Calibri" w:eastAsia="Calibri" w:hAnsi="Calibri" w:cs="Calibri"/>
+            <w:color w:val="1F4E5F"/>
+            <w:sz w:val="16"/>
+            <w:szCs w:val="16"/>
             <w:u w:val="single"/>
           </w:rPr>
-          <w:t>SlinkyCollins</w:t>
-        </w:r>
-        <w:proofErr w:type="spellEnd"/>
-        <w:r>
-          <w:rPr>
-            <w:color w:val="1A56DB"/>
-            <w:sz w:val="17"/>
-            <w:szCs w:val="17"/>
-            <w:u w:val="single"/>
-          </w:rPr>
-          <w:t>/Bank-App</w:t>
+          <w:t>GitHub</w:t>
         </w:r>
       </w:hyperlink>
     </w:p>
@@ -932,16 +1048,19 @@
         <w:pStyle w:val="ListParagraph"/>
         <w:numPr>
           <w:ilvl w:val="0"/>
-          <w:numId w:val="2"/>
+          <w:numId w:val="1"/>
         </w:numPr>
-        <w:spacing w:before="20" w:after="20"/>
-      </w:pPr>
-      <w:r>
-        <w:rPr>
-          <w:sz w:val="18"/>
-          <w:szCs w:val="18"/>
-        </w:rPr>
-        <w:t>Built atomic balance update system with API rate limiting, securing transaction flows against concurrent abuse</w:t>
+        <w:spacing w:after="6"/>
+        <w:ind w:left="259" w:hanging="187"/>
+      </w:pPr>
+      <w:r>
+        <w:rPr>
+          <w:rFonts w:ascii="Calibri" w:eastAsia="Calibri" w:hAnsi="Calibri" w:cs="Calibri"/>
+          <w:color w:val="1A1A1A"/>
+          <w:sz w:val="18"/>
+          <w:szCs w:val="18"/>
+        </w:rPr>
+        <w:t>Built a banking platform exposing 21 REST API endpoints backed by 3 MongoDB data models and 14 production-style banking features</w:t>
       </w:r>
     </w:p>
     <w:p>
@@ -949,23 +1068,28 @@
         <w:pStyle w:val="ListParagraph"/>
         <w:numPr>
           <w:ilvl w:val="0"/>
-          <w:numId w:val="2"/>
+          <w:numId w:val="1"/>
         </w:numPr>
-        <w:spacing w:before="20" w:after="20"/>
-      </w:pPr>
-      <w:r>
-        <w:rPr>
-          <w:sz w:val="18"/>
-          <w:szCs w:val="18"/>
-        </w:rPr>
-        <w:t>Implemented RBAC across user</w:t>
-      </w:r>
-      <w:r>
-        <w:rPr>
-          <w:sz w:val="18"/>
-          <w:szCs w:val="18"/>
-        </w:rPr>
-        <w:t xml:space="preserve"> roles and developed analytics dashboard tracking income and spending trends</w:t>
+        <w:spacing w:after="6"/>
+        <w:ind w:left="259" w:hanging="187"/>
+      </w:pPr>
+      <w:r>
+        <w:rPr>
+          <w:rFonts w:ascii="Calibri" w:eastAsia="Calibri" w:hAnsi="Calibri" w:cs="Calibri"/>
+          <w:color w:val="1A1A1A"/>
+          <w:sz w:val="18"/>
+          <w:szCs w:val="18"/>
+        </w:rPr>
+        <w:t>Engineered atomic b</w:t>
+      </w:r>
+      <w:r>
+        <w:rPr>
+          <w:rFonts w:ascii="Calibri" w:eastAsia="Calibri" w:hAnsi="Calibri" w:cs="Calibri"/>
+          <w:color w:val="1A1A1A"/>
+          <w:sz w:val="18"/>
+          <w:szCs w:val="18"/>
+        </w:rPr>
+        <w:t>alance transfers using MongoDB transactions, keeping sender balances, recipient balances, and transaction records synchronized under failure conditions</w:t>
       </w:r>
     </w:p>
     <w:p>
@@ -973,202 +1097,334 @@
         <w:pStyle w:val="ListParagraph"/>
         <w:numPr>
           <w:ilvl w:val="0"/>
-          <w:numId w:val="2"/>
+          <w:numId w:val="1"/>
         </w:numPr>
-        <w:spacing w:before="20" w:after="20"/>
-      </w:pPr>
-      <w:r>
-        <w:rPr>
-          <w:sz w:val="18"/>
-          <w:szCs w:val="18"/>
-        </w:rPr>
-        <w:t>Centralized UI state with Redux Toolkit, resolving consistency issues across all financial interaction flows</w:t>
-      </w:r>
-    </w:p>
-    <w:p>
-      <w:pPr>
-        <w:spacing w:before="120"/>
-      </w:pPr>
-      <w:r>
-        <w:rPr>
+        <w:spacing w:after="6"/>
+        <w:ind w:left="259" w:hanging="187"/>
+      </w:pPr>
+      <w:r>
+        <w:rPr>
+          <w:rFonts w:ascii="Calibri" w:eastAsia="Calibri" w:hAnsi="Calibri" w:cs="Calibri"/>
+          <w:color w:val="1A1A1A"/>
+          <w:sz w:val="18"/>
+          <w:szCs w:val="18"/>
+        </w:rPr>
+        <w:t xml:space="preserve">Secured the application with JWT authentication, RBAC, and protected routes across 8 security features, </w:t>
+      </w:r>
+      <w:r>
+        <w:rPr>
+          <w:rFonts w:ascii="Calibri" w:eastAsia="Calibri" w:hAnsi="Calibri" w:cs="Calibri"/>
+          <w:color w:val="1A1A1A"/>
+          <w:sz w:val="18"/>
+          <w:szCs w:val="18"/>
+        </w:rPr>
+        <w:t>validated across 10+ authentication edge cases</w:t>
+      </w:r>
+    </w:p>
+    <w:p>
+      <w:pPr>
+        <w:spacing w:before="40" w:after="4"/>
+      </w:pPr>
+      <w:r>
+        <w:rPr>
+          <w:rFonts w:ascii="Calibri" w:eastAsia="Calibri" w:hAnsi="Calibri" w:cs="Calibri"/>
           <w:b/>
           <w:bCs/>
-          <w:sz w:val="20"/>
-          <w:szCs w:val="20"/>
-        </w:rPr>
-        <w:t xml:space="preserve">Phone OS </w:t>
-      </w:r>
-      <w:proofErr w:type="gramStart"/>
-      <w:r>
-        <w:rPr>
-          <w:b/>
-          <w:bCs/>
-          <w:sz w:val="20"/>
-          <w:szCs w:val="20"/>
-        </w:rPr>
-        <w:t>Simulator</w:t>
-      </w:r>
-      <w:r>
-        <w:rPr>
-          <w:sz w:val="18"/>
-          <w:szCs w:val="18"/>
-        </w:rPr>
-        <w:t xml:space="preserve">  </w:t>
-      </w:r>
-      <w:r>
-        <w:rPr>
+          <w:color w:val="1A1A1A"/>
+          <w:sz w:val="19"/>
+          <w:szCs w:val="19"/>
+        </w:rPr>
+        <w:t>Phone OS Simulator — Browser-Based Mobile OS</w:t>
+      </w:r>
+      <w:r>
+        <w:rPr>
+          <w:rFonts w:ascii="Calibri" w:eastAsia="Calibri" w:hAnsi="Calibri" w:cs="Calibri"/>
           <w:i/>
           <w:iCs/>
-          <w:color w:val="6B7280"/>
+          <w:color w:val="444444"/>
           <w:sz w:val="17"/>
           <w:szCs w:val="17"/>
         </w:rPr>
-        <w:t>JavaScript</w:t>
-      </w:r>
-      <w:proofErr w:type="gramEnd"/>
-      <w:r>
-        <w:rPr>
+        <w:t xml:space="preserve">   |   Vanilla JavaScript, HTML5, CSS3, Canvas API, Webcam API, </w:t>
+      </w:r>
+      <w:proofErr w:type="spellStart"/>
+      <w:r>
+        <w:rPr>
+          <w:rFonts w:ascii="Calibri" w:eastAsia="Calibri" w:hAnsi="Calibri" w:cs="Calibri"/>
           <w:i/>
           <w:iCs/>
-          <w:color w:val="6B7280"/>
+          <w:color w:val="444444"/>
           <w:sz w:val="17"/>
           <w:szCs w:val="17"/>
         </w:rPr>
-        <w:t xml:space="preserve"> · Canvas API · </w:t>
-      </w:r>
-      <w:proofErr w:type="spellStart"/>
-      <w:r>
-        <w:rPr>
+        <w:t>LocalStorage</w:t>
+      </w:r>
+      <w:proofErr w:type="spellEnd"/>
+      <w:r>
+        <w:br/>
+      </w:r>
+      <w:r>
+        <w:rPr>
+          <w:rFonts w:ascii="Calibri" w:eastAsia="Calibri" w:hAnsi="Calibri" w:cs="Calibri"/>
           <w:i/>
           <w:iCs/>
-          <w:color w:val="6B7280"/>
-          <w:sz w:val="17"/>
-          <w:szCs w:val="17"/>
-        </w:rPr>
-        <w:t>LocalStorage</w:t>
-      </w:r>
-      <w:proofErr w:type="spellEnd"/>
-    </w:p>
-    <w:p>
-      <w:pPr>
-        <w:spacing w:after="30"/>
-      </w:pPr>
-      <w:hyperlink r:id="rId13" w:history="1">
-        <w:r>
-          <w:rPr>
-            <w:color w:val="1A56DB"/>
-            <w:sz w:val="17"/>
-            <w:szCs w:val="17"/>
-            <w:u w:val="single"/>
-          </w:rPr>
-          <w:t>slinkycollins.github.io/Phone-App</w:t>
-        </w:r>
-      </w:hyperlink>
-      <w:r>
-        <w:rPr>
-          <w:color w:val="6B7280"/>
-          <w:sz w:val="17"/>
-          <w:szCs w:val="17"/>
-        </w:rPr>
-        <w:t xml:space="preserve">  ·  </w:t>
-      </w:r>
+          <w:color w:val="555555"/>
+          <w:sz w:val="16"/>
+          <w:szCs w:val="16"/>
+        </w:rPr>
+        <w:t>Built to deepen JavaScript fundamentals by recreating a smartphone experience from scrat</w:t>
+      </w:r>
+      <w:r>
+        <w:rPr>
+          <w:rFonts w:ascii="Calibri" w:eastAsia="Calibri" w:hAnsi="Calibri" w:cs="Calibri"/>
+          <w:i/>
+          <w:iCs/>
+          <w:color w:val="555555"/>
+          <w:sz w:val="16"/>
+          <w:szCs w:val="16"/>
+        </w:rPr>
+        <w:t>ch without frontend frameworks, focused on browser APIs and app architecture.</w:t>
+      </w:r>
+    </w:p>
+    <w:p>
+      <w:pPr>
+        <w:spacing w:after="10"/>
+      </w:pPr>
       <w:hyperlink r:id="rId14" w:history="1">
         <w:r>
           <w:rPr>
-            <w:color w:val="1A56DB"/>
-            <w:sz w:val="17"/>
-            <w:szCs w:val="17"/>
+            <w:rFonts w:ascii="Calibri" w:eastAsia="Calibri" w:hAnsi="Calibri" w:cs="Calibri"/>
+            <w:color w:val="1F4E5F"/>
+            <w:sz w:val="16"/>
+            <w:szCs w:val="16"/>
             <w:u w:val="single"/>
           </w:rPr>
-          <w:t>github.com/</w:t>
+          <w:t>Live Demo</w:t>
         </w:r>
-        <w:proofErr w:type="spellStart"/>
+      </w:hyperlink>
+      <w:r>
+        <w:rPr>
+          <w:rFonts w:ascii="Calibri" w:eastAsia="Calibri" w:hAnsi="Calibri" w:cs="Calibri"/>
+          <w:color w:val="444444"/>
+          <w:sz w:val="16"/>
+          <w:szCs w:val="16"/>
+        </w:rPr>
+        <w:t xml:space="preserve">   |   </w:t>
+      </w:r>
+      <w:hyperlink r:id="rId15" w:history="1">
         <w:r>
           <w:rPr>
-            <w:color w:val="1A56DB"/>
-            <w:sz w:val="17"/>
-            <w:szCs w:val="17"/>
+            <w:rFonts w:ascii="Calibri" w:eastAsia="Calibri" w:hAnsi="Calibri" w:cs="Calibri"/>
+            <w:color w:val="1F4E5F"/>
+            <w:sz w:val="16"/>
+            <w:szCs w:val="16"/>
             <w:u w:val="single"/>
           </w:rPr>
-          <w:t>SlinkyCollins</w:t>
-        </w:r>
-        <w:proofErr w:type="spellEnd"/>
-        <w:r>
-          <w:rPr>
-            <w:color w:val="1A56DB"/>
-            <w:sz w:val="17"/>
-            <w:szCs w:val="17"/>
-            <w:u w:val="single"/>
-          </w:rPr>
-          <w:t>/Phone-App</w:t>
+          <w:t>GitHub</w:t>
         </w:r>
       </w:hyperlink>
-      <w:bookmarkStart w:id="0" w:name="_GoBack"/>
-      <w:bookmarkEnd w:id="0"/>
     </w:p>
     <w:p>
       <w:pPr>
         <w:pStyle w:val="ListParagraph"/>
         <w:numPr>
           <w:ilvl w:val="0"/>
-          <w:numId w:val="2"/>
+          <w:numId w:val="1"/>
         </w:numPr>
-        <w:spacing w:before="20" w:after="20"/>
-      </w:pPr>
-      <w:r>
-        <w:rPr>
-          <w:sz w:val="18"/>
-          <w:szCs w:val="18"/>
-        </w:rPr>
-        <w:t>Simulated a browser-based mobile OS with app-level state isolation, USSD vali</w:t>
-      </w:r>
-      <w:r>
-        <w:rPr>
-          <w:sz w:val="18"/>
-          <w:szCs w:val="18"/>
-        </w:rPr>
-        <w:t xml:space="preserve">dation, and persistent </w:t>
-      </w:r>
-      <w:proofErr w:type="spellStart"/>
-      <w:r>
-        <w:rPr>
-          <w:sz w:val="18"/>
-          <w:szCs w:val="18"/>
-        </w:rPr>
-        <w:t>LocalStorage</w:t>
-      </w:r>
-      <w:proofErr w:type="spellEnd"/>
+        <w:spacing w:after="6"/>
+        <w:ind w:left="259" w:hanging="187"/>
+      </w:pPr>
+      <w:r>
+        <w:rPr>
+          <w:rFonts w:ascii="Calibri" w:eastAsia="Calibri" w:hAnsi="Calibri" w:cs="Calibri"/>
+          <w:color w:val="1A1A1A"/>
+          <w:sz w:val="18"/>
+          <w:szCs w:val="18"/>
+        </w:rPr>
+        <w:t>Built a browser-based mobile OS simula</w:t>
+      </w:r>
+      <w:r>
+        <w:rPr>
+          <w:rFonts w:ascii="Calibri" w:eastAsia="Calibri" w:hAnsi="Calibri" w:cs="Calibri"/>
+          <w:color w:val="1A1A1A"/>
+          <w:sz w:val="18"/>
+          <w:szCs w:val="18"/>
+        </w:rPr>
+        <w:t>tor with 10 interconnected applications using vanilla JavaScript — zero frontend frameworks</w:t>
+      </w:r>
     </w:p>
     <w:p>
       <w:pPr>
         <w:pStyle w:val="ListParagraph"/>
         <w:numPr>
           <w:ilvl w:val="0"/>
-          <w:numId w:val="2"/>
+          <w:numId w:val="1"/>
         </w:numPr>
-        <w:spacing w:before="20" w:after="20"/>
-      </w:pPr>
-      <w:r>
-        <w:rPr>
-          <w:sz w:val="18"/>
-          <w:szCs w:val="18"/>
-        </w:rPr>
-        <w:t>Leveraged Canvas and Webcam APIs to deliver interactive system-level features with zero external dependencies</w:t>
+        <w:spacing w:after="6"/>
+        <w:ind w:left="259" w:hanging="187"/>
+      </w:pPr>
+      <w:r>
+        <w:rPr>
+          <w:rFonts w:ascii="Calibri" w:eastAsia="Calibri" w:hAnsi="Calibri" w:cs="Calibri"/>
+          <w:color w:val="1A1A1A"/>
+          <w:sz w:val="18"/>
+          <w:szCs w:val="18"/>
+        </w:rPr>
+        <w:t xml:space="preserve">Implemented 5 persistent </w:t>
+      </w:r>
+      <w:proofErr w:type="spellStart"/>
+      <w:r>
+        <w:rPr>
+          <w:rFonts w:ascii="Calibri" w:eastAsia="Calibri" w:hAnsi="Calibri" w:cs="Calibri"/>
+          <w:color w:val="1A1A1A"/>
+          <w:sz w:val="18"/>
+          <w:szCs w:val="18"/>
+        </w:rPr>
+        <w:t>LocalStorage</w:t>
+      </w:r>
+      <w:proofErr w:type="spellEnd"/>
+      <w:r>
+        <w:rPr>
+          <w:rFonts w:ascii="Calibri" w:eastAsia="Calibri" w:hAnsi="Calibri" w:cs="Calibri"/>
+          <w:color w:val="1A1A1A"/>
+          <w:sz w:val="18"/>
+          <w:szCs w:val="18"/>
+        </w:rPr>
+        <w:t>-backed modules managing contacts, messages, airtime balance, voucher cards, and call history across sessions</w:t>
+      </w:r>
+    </w:p>
+    <w:p>
+      <w:pPr>
+        <w:pStyle w:val="ListParagraph"/>
+        <w:numPr>
+          <w:ilvl w:val="0"/>
+          <w:numId w:val="1"/>
+        </w:numPr>
+        <w:spacing w:after="6"/>
+        <w:ind w:left="259" w:hanging="187"/>
+      </w:pPr>
+      <w:r>
+        <w:rPr>
+          <w:rFonts w:ascii="Calibri" w:eastAsia="Calibri" w:hAnsi="Calibri" w:cs="Calibri"/>
+          <w:color w:val="1A1A1A"/>
+          <w:sz w:val="18"/>
+          <w:szCs w:val="18"/>
+        </w:rPr>
+        <w:t>Integrated 4+ bro</w:t>
+      </w:r>
+      <w:r>
+        <w:rPr>
+          <w:rFonts w:ascii="Calibri" w:eastAsia="Calibri" w:hAnsi="Calibri" w:cs="Calibri"/>
+          <w:color w:val="1A1A1A"/>
+          <w:sz w:val="18"/>
+          <w:szCs w:val="18"/>
+        </w:rPr>
+        <w:t>wser APIs (Canvas, Webcam) for a working camera and mini-game; simulated telecom workflows across 4 Nigerian mobile networks with USSD recharge validation and call billing</w:t>
       </w:r>
     </w:p>
     <w:p>
       <w:pPr>
         <w:pBdr>
-          <w:bottom w:val="single" w:sz="4" w:space="2" w:color="1A56DB"/>
+          <w:bottom w:val="single" w:sz="4" w:space="2" w:color="999999"/>
         </w:pBdr>
-        <w:spacing w:before="160" w:after="40"/>
-      </w:pPr>
-      <w:r>
-        <w:rPr>
+        <w:spacing w:before="50" w:after="14"/>
+      </w:pPr>
+      <w:r>
+        <w:rPr>
+          <w:rFonts w:ascii="Calibri" w:eastAsia="Calibri" w:hAnsi="Calibri" w:cs="Calibri"/>
           <w:b/>
           <w:bCs/>
-          <w:color w:val="374151"/>
-          <w:spacing w:val="40"/>
+          <w:color w:val="1F4E5F"/>
+          <w:spacing w:val="12"/>
+          <w:sz w:val="18"/>
+          <w:szCs w:val="18"/>
+        </w:rPr>
+        <w:t>ACHIEVEMENTS &amp; CONTINUOUS LEARNING</w:t>
+      </w:r>
+    </w:p>
+    <w:p>
+      <w:pPr>
+        <w:pStyle w:val="ListParagraph"/>
+        <w:numPr>
+          <w:ilvl w:val="0"/>
+          <w:numId w:val="1"/>
+        </w:numPr>
+        <w:spacing w:after="6"/>
+        <w:ind w:left="259" w:hanging="187"/>
+      </w:pPr>
+      <w:r>
+        <w:rPr>
+          <w:rFonts w:ascii="Calibri" w:eastAsia="Calibri" w:hAnsi="Calibri" w:cs="Calibri"/>
+          <w:color w:val="1A1A1A"/>
+          <w:sz w:val="18"/>
+          <w:szCs w:val="18"/>
+        </w:rPr>
+        <w:t>Shipped 100+ REST API endpoints across four independently deployed, production-style full-stack systems spanning fintech, recruitment, and simulation domains</w:t>
+      </w:r>
+    </w:p>
+    <w:p>
+      <w:pPr>
+        <w:pStyle w:val="ListParagraph"/>
+        <w:numPr>
+          <w:ilvl w:val="0"/>
+          <w:numId w:val="1"/>
+        </w:numPr>
+        <w:spacing w:after="6"/>
+        <w:ind w:left="259" w:hanging="187"/>
+      </w:pPr>
+      <w:r>
+        <w:rPr>
+          <w:rFonts w:ascii="Calibri" w:eastAsia="Calibri" w:hAnsi="Calibri" w:cs="Calibri"/>
+          <w:color w:val="1A1A1A"/>
+          <w:sz w:val="18"/>
+          <w:szCs w:val="18"/>
+        </w:rPr>
+        <w:t>Maintain 40+ public repositories on GitHub spanning full-stack frameworks, DSA, and independent bu</w:t>
+      </w:r>
+      <w:r>
+        <w:rPr>
+          <w:rFonts w:ascii="Calibri" w:eastAsia="Calibri" w:hAnsi="Calibri" w:cs="Calibri"/>
+          <w:color w:val="1A1A1A"/>
+          <w:sz w:val="18"/>
+          <w:szCs w:val="18"/>
+        </w:rPr>
+        <w:t>ilds — reflecting consistent, hands-on shipping habits</w:t>
+      </w:r>
+    </w:p>
+    <w:p>
+      <w:pPr>
+        <w:pStyle w:val="ListParagraph"/>
+        <w:numPr>
+          <w:ilvl w:val="0"/>
+          <w:numId w:val="1"/>
+        </w:numPr>
+        <w:spacing w:after="6"/>
+        <w:ind w:left="259" w:hanging="187"/>
+      </w:pPr>
+      <w:r>
+        <w:rPr>
+          <w:rFonts w:ascii="Calibri" w:eastAsia="Calibri" w:hAnsi="Calibri" w:cs="Calibri"/>
+          <w:color w:val="1A1A1A"/>
+          <w:sz w:val="18"/>
+          <w:szCs w:val="18"/>
+        </w:rPr>
+        <w:t>Completed a structured 6-level SQI full-stack program (Vue, Laravel, MySQL, DSA) and the HNG11 Software Internship (Stage 1: JS/DOM APIs; Stage 2: React, component architecture)</w:t>
+      </w:r>
+    </w:p>
+    <w:p>
+      <w:pPr>
+        <w:pBdr>
+          <w:bottom w:val="single" w:sz="4" w:space="2" w:color="999999"/>
+        </w:pBdr>
+        <w:spacing w:before="50" w:after="14"/>
+      </w:pPr>
+      <w:r>
+        <w:rPr>
+          <w:rFonts w:ascii="Calibri" w:eastAsia="Calibri" w:hAnsi="Calibri" w:cs="Calibri"/>
+          <w:b/>
+          <w:bCs/>
+          <w:color w:val="1F4E5F"/>
+          <w:spacing w:val="12"/>
           <w:sz w:val="18"/>
           <w:szCs w:val="18"/>
         </w:rPr>
@@ -1176,15 +1432,15 @@
       </w:r>
     </w:p>
     <w:p>
-      <w:pPr>
-        <w:spacing w:before="60" w:after="20"/>
-      </w:pPr>
       <w:proofErr w:type="spellStart"/>
       <w:proofErr w:type="gramStart"/>
       <w:r>
         <w:rPr>
+          <w:rFonts w:ascii="Calibri" w:eastAsia="Calibri" w:hAnsi="Calibri" w:cs="Calibri"/>
           <w:b/>
           <w:bCs/>
+          <w:sz w:val="18"/>
+          <w:szCs w:val="18"/>
         </w:rPr>
         <w:t>B.Tech</w:t>
       </w:r>
@@ -1192,23 +1448,36 @@
       <w:proofErr w:type="gramEnd"/>
       <w:r>
         <w:rPr>
+          <w:rFonts w:ascii="Calibri" w:eastAsia="Calibri" w:hAnsi="Calibri" w:cs="Calibri"/>
           <w:b/>
           <w:bCs/>
-        </w:rPr>
-        <w:t>, Computer Engineering</w:t>
-      </w:r>
-      <w:r>
-        <w:rPr>
-          <w:color w:val="6B7280"/>
-          <w:sz w:val="18"/>
-          <w:szCs w:val="18"/>
-        </w:rPr>
-        <w:t xml:space="preserve">  ·  Ladoke Akintola University of Technology (LAUTECH), Nigeria  ·  2021 – 2026 (Expected)</w:t>
+          <w:sz w:val="18"/>
+          <w:szCs w:val="18"/>
+        </w:rPr>
+        <w:t>, Compu</w:t>
+      </w:r>
+      <w:r>
+        <w:rPr>
+          <w:rFonts w:ascii="Calibri" w:eastAsia="Calibri" w:hAnsi="Calibri" w:cs="Calibri"/>
+          <w:b/>
+          <w:bCs/>
+          <w:sz w:val="18"/>
+          <w:szCs w:val="18"/>
+        </w:rPr>
+        <w:t>ter Engineering</w:t>
+      </w:r>
+      <w:r>
+        <w:rPr>
+          <w:rFonts w:ascii="Calibri" w:eastAsia="Calibri" w:hAnsi="Calibri" w:cs="Calibri"/>
+          <w:sz w:val="18"/>
+          <w:szCs w:val="18"/>
+        </w:rPr>
+        <w:t xml:space="preserve">  —  Ladoke Akintola University of Technology (LAUTECH), Nigeria  —  Graduated 2026</w:t>
       </w:r>
     </w:p>
     <w:sectPr>
       <w:pgSz w:w="12240" w:h="15840"/>
-      <w:pgMar w:top="864" w:right="1008" w:bottom="864" w:left="1008" w:header="708" w:footer="708" w:gutter="0"/>
+      <w:pgMar w:top="403" w:right="792" w:bottom="403" w:left="792" w:header="708" w:footer="708" w:gutter="0"/>
       <w:cols w:space="720"/>
       <w:docGrid w:linePitch="360"/>
     </w:sectPr>
@@ -1219,64 +1488,10 @@
 <file path=word/numbering.xml><?xml version="1.0" encoding="utf-8"?>
 <w:numbering xmlns:wpc="http://schemas.microsoft.com/office/word/2010/wordprocessingCanvas" xmlns:cx="http://schemas.microsoft.com/office/drawing/2014/chartex" xmlns:cx1="http://schemas.microsoft.com/office/drawing/2015/9/8/chartex" xmlns:cx2="http://schemas.microsoft.com/office/drawing/2015/10/21/chartex" xmlns:cx3="http://schemas.microsoft.com/office/drawing/2016/5/9/chartex" xmlns:cx4="http://schemas.microsoft.com/office/drawing/2016/5/10/chartex" xmlns:cx5="http://schemas.microsoft.com/office/drawing/2016/5/11/chartex" xmlns:cx6="http://schemas.microsoft.com/office/drawing/2016/5/12/chartex" xmlns:cx7="http://schemas.microsoft.com/office/drawing/2016/5/13/chartex" xmlns:cx8="http://schemas.microsoft.com/office/drawing/2016/5/14/chartex" xmlns:mc="http://schemas.openxmlformats.org/markup-compatibility/2006" xmlns:aink="http://schemas.microsoft.com/office/drawing/2016/ink" xmlns:am3d="http://schemas.microsoft.com/office/drawing/2017/model3d" xmlns:o="urn:schemas-microsoft-com:office:office" xmlns:r="http://schemas.openxmlformats.org/officeDocument/2006/relationships" xmlns:m="http://schemas.openxmlformats.org/officeDocument/2006/math" xmlns:v="urn:schemas-microsoft-com:vml" xmlns:wp14="http://schemas.microsoft.com/office/word/2010/wordprocessingDrawing" xmlns:wp="http://schemas.openxmlformats.org/drawingml/2006/wordprocessingDrawing" xmlns:w10="urn:schemas-microsoft-com:office:word" xmlns:w="http://schemas.openxmlformats.org/wordprocessingml/2006/main" xmlns:w14="http://schemas.microsoft.com/office/word/2010/wordml" xmlns:w15="http://schemas.microsoft.com/office/word/2012/wordml" xmlns:w16cid="http://schemas.microsoft.com/office/word/2016/wordml/cid" xmlns:w16se="http://schemas.microsoft.com/office/word/2015/wordml/symex" xmlns:wpg="http://schemas.microsoft.com/office/word/2010/wordprocessingGroup" xmlns:wpi="http://schemas.microsoft.com/office/word/2010/wordprocessingInk" xmlns:wne="http://schemas.microsoft.com/office/word/2006/wordml" xmlns:wps="http://schemas.microsoft.com/office/word/2010/wordprocessingShape" mc:Ignorable="w14 w15 w16se w16cid wp14">
   <w:abstractNum w:abstractNumId="0" w15:restartNumberingAfterBreak="0">
-    <w:nsid w:val="0C7E60CB"/>
+    <w:nsid w:val="25086AE5"/>
     <w:multiLevelType w:val="hybridMultilevel"/>
-    <w:tmpl w:val="1004CCAC"/>
-    <w:lvl w:ilvl="0" w:tplc="7D22027C">
-      <w:start w:val="1"/>
-      <w:numFmt w:val="bullet"/>
-      <w:lvlText w:val="–"/>
-      <w:lvlJc w:val="left"/>
-      <w:pPr>
-        <w:ind w:left="360" w:hanging="200"/>
-      </w:pPr>
-    </w:lvl>
-    <w:lvl w:ilvl="1" w:tplc="97947792">
-      <w:numFmt w:val="decimal"/>
-      <w:lvlText w:val=""/>
-      <w:lvlJc w:val="left"/>
-    </w:lvl>
-    <w:lvl w:ilvl="2" w:tplc="B8E22B4A">
-      <w:numFmt w:val="decimal"/>
-      <w:lvlText w:val=""/>
-      <w:lvlJc w:val="left"/>
-    </w:lvl>
-    <w:lvl w:ilvl="3" w:tplc="2F703C9E">
-      <w:numFmt w:val="decimal"/>
-      <w:lvlText w:val=""/>
-      <w:lvlJc w:val="left"/>
-    </w:lvl>
-    <w:lvl w:ilvl="4" w:tplc="CEA0835E">
-      <w:numFmt w:val="decimal"/>
-      <w:lvlText w:val=""/>
-      <w:lvlJc w:val="left"/>
-    </w:lvl>
-    <w:lvl w:ilvl="5" w:tplc="3DF438F6">
-      <w:numFmt w:val="decimal"/>
-      <w:lvlText w:val=""/>
-      <w:lvlJc w:val="left"/>
-    </w:lvl>
-    <w:lvl w:ilvl="6" w:tplc="9E1AFA08">
-      <w:numFmt w:val="decimal"/>
-      <w:lvlText w:val=""/>
-      <w:lvlJc w:val="left"/>
-    </w:lvl>
-    <w:lvl w:ilvl="7" w:tplc="D2A6E8B6">
-      <w:numFmt w:val="decimal"/>
-      <w:lvlText w:val=""/>
-      <w:lvlJc w:val="left"/>
-    </w:lvl>
-    <w:lvl w:ilvl="8" w:tplc="0F3AA5C0">
-      <w:numFmt w:val="decimal"/>
-      <w:lvlText w:val=""/>
-      <w:lvlJc w:val="left"/>
-    </w:lvl>
-  </w:abstractNum>
-  <w:abstractNum w:abstractNumId="1" w15:restartNumberingAfterBreak="0">
-    <w:nsid w:val="159A5C5C"/>
-    <w:multiLevelType w:val="hybridMultilevel"/>
-    <w:tmpl w:val="165C1FC4"/>
-    <w:lvl w:ilvl="0" w:tplc="109C7E74">
+    <w:tmpl w:val="502C3F22"/>
+    <w:lvl w:ilvl="0" w:tplc="6C382166">
       <w:start w:val="1"/>
       <w:numFmt w:val="bullet"/>
       <w:lvlText w:val="●"/>
@@ -1285,7 +1500,7 @@
         <w:ind w:left="720" w:hanging="360"/>
       </w:pPr>
     </w:lvl>
-    <w:lvl w:ilvl="1" w:tplc="CE007432">
+    <w:lvl w:ilvl="1" w:tplc="AB544034">
       <w:start w:val="1"/>
       <w:numFmt w:val="bullet"/>
       <w:lvlText w:val="○"/>
@@ -1294,7 +1509,7 @@
         <w:ind w:left="1440" w:hanging="360"/>
       </w:pPr>
     </w:lvl>
-    <w:lvl w:ilvl="2" w:tplc="3AB47A04">
+    <w:lvl w:ilvl="2" w:tplc="694AB392">
       <w:start w:val="1"/>
       <w:numFmt w:val="bullet"/>
       <w:lvlText w:val="■"/>
@@ -1303,7 +1518,7 @@
         <w:ind w:left="2160" w:hanging="360"/>
       </w:pPr>
     </w:lvl>
-    <w:lvl w:ilvl="3" w:tplc="688AE128">
+    <w:lvl w:ilvl="3" w:tplc="973C7AEA">
       <w:start w:val="1"/>
       <w:numFmt w:val="bullet"/>
       <w:lvlText w:val="●"/>
@@ -1312,7 +1527,7 @@
         <w:ind w:left="2880" w:hanging="360"/>
       </w:pPr>
     </w:lvl>
-    <w:lvl w:ilvl="4" w:tplc="36F8573E">
+    <w:lvl w:ilvl="4" w:tplc="EFD66B70">
       <w:start w:val="1"/>
       <w:numFmt w:val="bullet"/>
       <w:lvlText w:val="○"/>
@@ -1321,7 +1536,7 @@
         <w:ind w:left="3600" w:hanging="360"/>
       </w:pPr>
     </w:lvl>
-    <w:lvl w:ilvl="5" w:tplc="6A662362">
+    <w:lvl w:ilvl="5" w:tplc="3612D414">
       <w:start w:val="1"/>
       <w:numFmt w:val="bullet"/>
       <w:lvlText w:val="■"/>
@@ -1330,7 +1545,7 @@
         <w:ind w:left="4320" w:hanging="360"/>
       </w:pPr>
     </w:lvl>
-    <w:lvl w:ilvl="6" w:tplc="D6C8373C">
+    <w:lvl w:ilvl="6" w:tplc="A2C02686">
       <w:start w:val="1"/>
       <w:numFmt w:val="bullet"/>
       <w:lvlText w:val="●"/>
@@ -1339,7 +1554,7 @@
         <w:ind w:left="5040" w:hanging="360"/>
       </w:pPr>
     </w:lvl>
-    <w:lvl w:ilvl="7" w:tplc="6972DA96">
+    <w:lvl w:ilvl="7" w:tplc="59C68F1C">
       <w:start w:val="1"/>
       <w:numFmt w:val="bullet"/>
       <w:lvlText w:val="●"/>
@@ -1348,7 +1563,7 @@
         <w:ind w:left="5760" w:hanging="360"/>
       </w:pPr>
     </w:lvl>
-    <w:lvl w:ilvl="8" w:tplc="38580884">
+    <w:lvl w:ilvl="8" w:tplc="9AAC238E">
       <w:start w:val="1"/>
       <w:numFmt w:val="bullet"/>
       <w:lvlText w:val="●"/>
@@ -1359,12 +1574,6 @@
     </w:lvl>
   </w:abstractNum>
   <w:num w:numId="1">
-    <w:abstractNumId w:val="1"/>
-    <w:lvlOverride w:ilvl="0">
-      <w:startOverride w:val="1"/>
-    </w:lvlOverride>
-  </w:num>
-  <w:num w:numId="2">
     <w:abstractNumId w:val="0"/>
     <w:lvlOverride w:ilvl="0">
       <w:startOverride w:val="1"/>
@@ -1378,10 +1587,7 @@
   <w:docDefaults>
     <w:rPrDefault>
       <w:rPr>
-        <w:rFonts w:ascii="Arial" w:eastAsia="Arial" w:hAnsi="Arial" w:cs="Arial"/>
-        <w:color w:val="111827"/>
-        <w:sz w:val="19"/>
-        <w:szCs w:val="19"/>
+        <w:rFonts w:ascii="Times New Roman" w:eastAsia="Times New Roman" w:hAnsi="Times New Roman" w:cs="Times New Roman"/>
         <w:lang w:val="en-US" w:eastAsia="en-US" w:bidi="ar-SA"/>
       </w:rPr>
     </w:rPrDefault>
@@ -1924,10 +2130,6 @@
     <w:uiPriority w:val="99"/>
     <w:semiHidden/>
     <w:unhideWhenUsed/>
-    <w:rPr>
-      <w:sz w:val="20"/>
-      <w:szCs w:val="20"/>
-    </w:rPr>
   </w:style>
   <w:style w:type="character" w:customStyle="1" w:styleId="FootnoteTextChar">
     <w:name w:val="Footnote Text Char"/>
@@ -1955,10 +2157,6 @@
     <w:uiPriority w:val="99"/>
     <w:semiHidden/>
     <w:unhideWhenUsed/>
-    <w:rPr>
-      <w:sz w:val="20"/>
-      <w:szCs w:val="20"/>
-    </w:rPr>
   </w:style>
   <w:style w:type="character" w:customStyle="1" w:styleId="EndnoteTextChar">
     <w:name w:val="Endnote Text Char"/>
@@ -1969,6 +2167,18 @@
     <w:rPr>
       <w:sz w:val="20"/>
       <w:szCs w:val="20"/>
+    </w:rPr>
+  </w:style>
+  <w:style w:type="character" w:styleId="UnresolvedMention">
+    <w:name w:val="Unresolved Mention"/>
+    <w:basedOn w:val="DefaultParagraphFont"/>
+    <w:uiPriority w:val="99"/>
+    <w:semiHidden/>
+    <w:unhideWhenUsed/>
+    <w:rsid w:val="00663ABE"/>
+    <w:rPr>
+      <w:color w:val="605E5C"/>
+      <w:shd w:val="clear" w:color="auto" w:fill="E1DFDD"/>
     </w:rPr>
   </w:style>
 </w:styles>
